--- a/svoyo-delo/대본/8부/15화_Svoyo_delo.docx
+++ b/svoyo-delo/대본/8부/15화_Svoyo_delo.docx
@@ -1023,7 +1023,7 @@
         <w:t xml:space="preserve"> </w:t>
       </w:r>
       <w:r>
-        <w:t xml:space="preserve">- 규칙: 지문 없음. 전 화 100% 「화자명: 대사」. 1턴 18단어 이내 + 긴 턴 10~15회(30~55단어). 문법 초점(C1+): 정의 구문(Своё — это не…, а…), 관계절(слово, которое держишь), 강조 부사(Особенно тогда / Даже ночью), 정의 대구(Не на слово — на камень).</w:t>
+        <w:t xml:space="preserve">- 규칙: 지문 없음. 전 화 100% 「화자명: 대사」. 1턴 24단어 이내 + 긴 턴 10~15회(35~60단어). 문법 초점(C1+): 정의 구문(Своё — это не…, а…), 관계절(слово, которое держишь), 강조 부사(Особенно тогда / Даже ночью), 정의 대구(Не на слово — на камень).</w:t>
       </w:r>
       <w:r>
         <w:t xml:space="preserve"> </w:t>
@@ -1203,119 +1203,119 @@
         <w:pStyle w:val="FirstParagraph"/>
       </w:pPr>
       <w:r>
-        <w:t xml:space="preserve">ZOYA: Все на местах. Сто двадцать здесь. Регионы — на экранах. Урал, Сибирь, Петербург, Казань. Вонджу — тоже.</w:t>
-      </w:r>
-    </w:p>
-    <w:p>
-      <w:pPr>
-        <w:pStyle w:val="BodyText"/>
-      </w:pPr>
-      <w:r>
-        <w:t xml:space="preserve">OLGA: Лёша, ты бледный. Ты завтракал?</w:t>
-      </w:r>
-    </w:p>
-    <w:p>
-      <w:pPr>
-        <w:pStyle w:val="BodyText"/>
-      </w:pPr>
-      <w:r>
-        <w:t xml:space="preserve">ALEKSEY: Мама накормила. Пирогом. В шесть утра. Сказала: «Речь — на сытый желудок. Голодный говорит красиво».</w:t>
-      </w:r>
-    </w:p>
-    <w:p>
-      <w:pPr>
-        <w:pStyle w:val="BodyText"/>
-      </w:pPr>
-      <w:r>
-        <w:t xml:space="preserve">IRINA: Татьяна Ивановна права. Красиво тебе не нужно.</w:t>
-      </w:r>
-    </w:p>
-    <w:p>
-      <w:pPr>
-        <w:pStyle w:val="BodyText"/>
-      </w:pPr>
-      <w:r>
-        <w:t xml:space="preserve">DOYUN: Президент сидит в третьем ряду. Рядом с Николаем Петровичем. Они меряют давление. Друг другу.</w:t>
-      </w:r>
-    </w:p>
-    <w:p>
-      <w:pPr>
-        <w:pStyle w:val="BodyText"/>
-      </w:pPr>
-      <w:r>
-        <w:t xml:space="preserve">NIKOLAY: Сто тридцать. У Юна — сто двадцать восемь. Опять проиграл.</w:t>
-      </w:r>
-    </w:p>
-    <w:p>
-      <w:pPr>
-        <w:pStyle w:val="BodyText"/>
-      </w:pPr>
-      <w:r>
-        <w:t xml:space="preserve">YUN: Не проиграли. Это не соревнование сегодня. Сегодня — слушаем.</w:t>
-      </w:r>
-    </w:p>
-    <w:p>
-      <w:pPr>
-        <w:pStyle w:val="BodyText"/>
-      </w:pPr>
-      <w:r>
-        <w:t xml:space="preserve">VALYA: Можно я с телефона? Я на линии. Ночь была тяжёлая. Три вызова. Все — доехали.</w:t>
-      </w:r>
-    </w:p>
-    <w:p>
-      <w:pPr>
-        <w:pStyle w:val="BodyText"/>
-      </w:pPr>
-      <w:r>
-        <w:t xml:space="preserve">ALEKSEY: Конечно, Валя. Вы — всегда на телефоне. Это ваше место.</w:t>
-      </w:r>
-    </w:p>
-    <w:p>
-      <w:pPr>
-        <w:pStyle w:val="BodyText"/>
-      </w:pPr>
-      <w:r>
-        <w:t xml:space="preserve">KORNILOVA: Алексей, экран. Посмотрите.</w:t>
-      </w:r>
-    </w:p>
-    <w:p>
-      <w:pPr>
-        <w:pStyle w:val="BodyText"/>
-      </w:pPr>
-      <w:r>
-        <w:t xml:space="preserve">ALEKSEY: Бабушка. Фотография. Кто нашёл?</w:t>
-      </w:r>
-    </w:p>
-    <w:p>
-      <w:pPr>
-        <w:pStyle w:val="BodyText"/>
-      </w:pPr>
-      <w:r>
-        <w:t xml:space="preserve">NIKOLAY: Я. В её шкафу. Восьмидесятый год. Она — у пункта. С картонкой. Ещё ровной. Новой.</w:t>
-      </w:r>
-    </w:p>
-    <w:p>
-      <w:pPr>
-        <w:pStyle w:val="BodyText"/>
-      </w:pPr>
-      <w:r>
-        <w:t xml:space="preserve">MITYA: Я снимал копию. Сделал рамку. Дуб. Без гвоздей.</w:t>
-      </w:r>
-    </w:p>
-    <w:p>
-      <w:pPr>
-        <w:pStyle w:val="BodyText"/>
-      </w:pPr>
-      <w:r>
-        <w:t xml:space="preserve">OLGA: Картонка — над дверью. Бабушка — на экране. Обе смотрят на тебя. Иди.</w:t>
-      </w:r>
-    </w:p>
-    <w:p>
-      <w:pPr>
-        <w:pStyle w:val="BodyText"/>
-      </w:pPr>
-      <w:r>
-        <w:t xml:space="preserve">ALEKSEY: Иду. Без бумажки. Ира, не смотри так. Без бумажки — можно.</w:t>
+        <w:t xml:space="preserve">ZOYA: Все на местах: сто двадцать человек здесь, а регионы на экранах — Урал, Сибирь, Петербург, Казань. И Вонджу тоже.</w:t>
+      </w:r>
+    </w:p>
+    <w:p>
+      <w:pPr>
+        <w:pStyle w:val="BodyText"/>
+      </w:pPr>
+      <w:r>
+        <w:t xml:space="preserve">OLGA: Лёша, ты бледный. Ты сегодня вообще завтракал?</w:t>
+      </w:r>
+    </w:p>
+    <w:p>
+      <w:pPr>
+        <w:pStyle w:val="BodyText"/>
+      </w:pPr>
+      <w:r>
+        <w:t xml:space="preserve">ALEKSEY: Мама накормила меня пирогом в шесть утра и сказала: «Речь — на сытый желудок. Голодный говорит красиво».</w:t>
+      </w:r>
+    </w:p>
+    <w:p>
+      <w:pPr>
+        <w:pStyle w:val="BodyText"/>
+      </w:pPr>
+      <w:r>
+        <w:t xml:space="preserve">IRINA: Татьяна Ивановна права. Красиво тебе как раз и не нужно.</w:t>
+      </w:r>
+    </w:p>
+    <w:p>
+      <w:pPr>
+        <w:pStyle w:val="BodyText"/>
+      </w:pPr>
+      <w:r>
+        <w:t xml:space="preserve">DOYUN: Президент сидит в третьем ряду, рядом с Николаем Петровичем. Они меряют друг другу давление.</w:t>
+      </w:r>
+    </w:p>
+    <w:p>
+      <w:pPr>
+        <w:pStyle w:val="BodyText"/>
+      </w:pPr>
+      <w:r>
+        <w:t xml:space="preserve">NIKOLAY: У меня сто тридцать, а у Юна сто двадцать восемь. Опять я проиграл.</w:t>
+      </w:r>
+    </w:p>
+    <w:p>
+      <w:pPr>
+        <w:pStyle w:val="BodyText"/>
+      </w:pPr>
+      <w:r>
+        <w:t xml:space="preserve">YUN: Вы не проиграли. Сегодня это не соревнование, сегодня мы слушаем.</w:t>
+      </w:r>
+    </w:p>
+    <w:p>
+      <w:pPr>
+        <w:pStyle w:val="BodyText"/>
+      </w:pPr>
+      <w:r>
+        <w:t xml:space="preserve">VALYA: Можно я буду слушать с телефона? Я на линии, ночь была тяжёлая: три вызова, и на все доехали.</w:t>
+      </w:r>
+    </w:p>
+    <w:p>
+      <w:pPr>
+        <w:pStyle w:val="BodyText"/>
+      </w:pPr>
+      <w:r>
+        <w:t xml:space="preserve">ALEKSEY: Конечно, Валя. Вы всегда на телефоне, и это ваше место.</w:t>
+      </w:r>
+    </w:p>
+    <w:p>
+      <w:pPr>
+        <w:pStyle w:val="BodyText"/>
+      </w:pPr>
+      <w:r>
+        <w:t xml:space="preserve">KORNILOVA: Алексей, посмотрите на экран, пожалуйста.</w:t>
+      </w:r>
+    </w:p>
+    <w:p>
+      <w:pPr>
+        <w:pStyle w:val="BodyText"/>
+      </w:pPr>
+      <w:r>
+        <w:t xml:space="preserve">ALEKSEY: Это бабушка, её фотография. А кто её нашёл?</w:t>
+      </w:r>
+    </w:p>
+    <w:p>
+      <w:pPr>
+        <w:pStyle w:val="BodyText"/>
+      </w:pPr>
+      <w:r>
+        <w:t xml:space="preserve">NIKOLAY: Я, в её шкафу. Восьмидесятый год: она стоит у пункта с картонкой, ещё ровной, совсем новой.</w:t>
+      </w:r>
+    </w:p>
+    <w:p>
+      <w:pPr>
+        <w:pStyle w:val="BodyText"/>
+      </w:pPr>
+      <w:r>
+        <w:t xml:space="preserve">MITYA: Я снял копию и сделал рамку, из дуба, без гвоздей.</w:t>
+      </w:r>
+    </w:p>
+    <w:p>
+      <w:pPr>
+        <w:pStyle w:val="BodyText"/>
+      </w:pPr>
+      <w:r>
+        <w:t xml:space="preserve">OLGA: Картонка висит над дверью, бабушка смотрит с экрана, и обе смотрят на тебя. Иди.</w:t>
+      </w:r>
+    </w:p>
+    <w:p>
+      <w:pPr>
+        <w:pStyle w:val="BodyText"/>
+      </w:pPr>
+      <w:r>
+        <w:t xml:space="preserve">ALEKSEY: Иду, без бумажки. Ира, не смотри так, без бумажки тоже можно.</w:t>
       </w:r>
     </w:p>
     <w:bookmarkEnd w:id="21"/>
@@ -1333,7 +1333,7 @@
         <w:pStyle w:val="FirstParagraph"/>
       </w:pPr>
       <w:r>
-        <w:t xml:space="preserve">ZOYA: Тишина. Микрофон включён. Регионы — слышат.</w:t>
+        <w:t xml:space="preserve">ZOYA: Тишина, микрофон включён, и регионы нас слышат.</w:t>
       </w:r>
     </w:p>
     <w:p>
@@ -1349,191 +1349,191 @@
         <w:pStyle w:val="BodyText"/>
       </w:pPr>
       <w:r>
-        <w:t xml:space="preserve">PASHA: Он сказал! Он правда сказал!</w:t>
-      </w:r>
-    </w:p>
-    <w:p>
-      <w:pPr>
-        <w:pStyle w:val="BodyText"/>
-      </w:pPr>
-      <w:r>
-        <w:t xml:space="preserve">DIMA: Десять лет — каждое совещание. Я выиграл спор. Кирилл, с тебя кофе.</w:t>
-      </w:r>
-    </w:p>
-    <w:p>
-      <w:pPr>
-        <w:pStyle w:val="BodyText"/>
-      </w:pPr>
-      <w:r>
-        <w:t xml:space="preserve">KIRILL: Принято. По договору.</w:t>
-      </w:r>
-    </w:p>
-    <w:p>
-      <w:pPr>
-        <w:pStyle w:val="BodyText"/>
-      </w:pPr>
-      <w:r>
-        <w:t xml:space="preserve">ALEKSEY: Да. «Давайте по делу». Ирина вчера сказала, что я так начинаю всё. Даже разговор с кошкой. Значит, начну так. Десять лет назад, в марте, Гусев сказал мне: «Двадцать врачей в Сочи. Обучение — два часа. Остальное — море». Я сказал «нет». Первое. Борис Игоревич вчера посчитал: их было десять.</w:t>
-      </w:r>
-    </w:p>
-    <w:p>
-      <w:pPr>
-        <w:pStyle w:val="BodyText"/>
-      </w:pPr>
-      <w:r>
-        <w:t xml:space="preserve">BORIS: Десять. Я записал. Лев подтвердит.</w:t>
-      </w:r>
-    </w:p>
-    <w:p>
-      <w:pPr>
-        <w:pStyle w:val="BodyText"/>
-      </w:pPr>
-      <w:r>
-        <w:t xml:space="preserve">LEV: Подтверждаю. Бесплатно.</w:t>
-      </w:r>
-    </w:p>
-    <w:p>
-      <w:pPr>
-        <w:pStyle w:val="BodyText"/>
-      </w:pPr>
-      <w:r>
-        <w:t xml:space="preserve">TATYANA: Лёшенька, громче. Третий ряд не слышит.</w:t>
-      </w:r>
-    </w:p>
-    <w:p>
-      <w:pPr>
-        <w:pStyle w:val="BodyText"/>
-      </w:pPr>
-      <w:r>
-        <w:t xml:space="preserve">ALEKSEY: Потом я поехал к бабушке. В Сосновку. Она дала мне картонку. Сказала: «Это не подарок. Это работа». Я тогда не понял. Думал — подарок. Повесил над дверью. Красиво. Криво. Десять лет она висит. И каждый день я понимаю ещё немного. Сегодня — понимаю больше всего. Потому что её нет. А работа — есть.</w:t>
-      </w:r>
-    </w:p>
-    <w:p>
-      <w:pPr>
-        <w:pStyle w:val="BodyText"/>
-      </w:pPr>
-      <w:r>
-        <w:t xml:space="preserve">ZOYA: Тише. Он не кончил.</w:t>
-      </w:r>
-    </w:p>
-    <w:p>
-      <w:pPr>
-        <w:pStyle w:val="BodyText"/>
-      </w:pPr>
-      <w:r>
-        <w:t xml:space="preserve">ALEKSEY: Я хочу сказать про одно слово. «Своё». Нас называют: «Своё дело». Как будто это значит — моё. Моя компания. Мои деньги. Но полтора года назад мы продали сорок процентов. Борис Игоревич и Ирина продали. «Седжину». И остались. Значит, «своё» — это не «моё». Тогда — что?</w:t>
-      </w:r>
-    </w:p>
-    <w:p>
-      <w:pPr>
-        <w:pStyle w:val="BodyText"/>
-      </w:pPr>
-      <w:r>
-        <w:t xml:space="preserve">OLGA: Говори. Ты знаешь.</w:t>
-      </w:r>
-    </w:p>
-    <w:p>
-      <w:pPr>
-        <w:pStyle w:val="BodyText"/>
-      </w:pPr>
-      <w:r>
-        <w:t xml:space="preserve">ALEKSEY: Думал всю ночь. «Своё» — то, за что отвечаешь, а не чем владеешь. Мы отвечаем в России.</w:t>
-      </w:r>
-    </w:p>
-    <w:p>
-      <w:pPr>
-        <w:pStyle w:val="BodyText"/>
-      </w:pPr>
-      <w:r>
-        <w:t xml:space="preserve">SOHEE: Отвечаем в России. Я подписала эту коробку первой. Это и моё тоже.</w:t>
-      </w:r>
-    </w:p>
-    <w:p>
-      <w:pPr>
-        <w:pStyle w:val="BodyText"/>
-      </w:pPr>
-      <w:r>
-        <w:t xml:space="preserve">ALEKSEY: И твоё, Сохи. И Вали на линии. И Мити. Своё — это ответственность, которую не купишь.</w:t>
-      </w:r>
-    </w:p>
-    <w:p>
-      <w:pPr>
-        <w:pStyle w:val="BodyText"/>
-      </w:pPr>
-      <w:r>
-        <w:t xml:space="preserve">MITYA: Не сломано. Потому что чиню. Я прочитал. По губам.</w:t>
-      </w:r>
-    </w:p>
-    <w:p>
-      <w:pPr>
-        <w:pStyle w:val="BodyText"/>
-      </w:pPr>
-      <w:r>
-        <w:t xml:space="preserve">VALYA: Я на линии. Слушаю. Продолжайте.</w:t>
-      </w:r>
-    </w:p>
-    <w:p>
-      <w:pPr>
-        <w:pStyle w:val="BodyText"/>
-      </w:pPr>
-      <w:r>
-        <w:t xml:space="preserve">ALEKSEY: Нам предлагали четыре миллиарда. Вы помните. Шесть страниц красивых слов. «Интеграция», «оптимизация». Мы сказали «неприемлемо». Не потому что мало. Потому что после этого не осталось бы того, за что мы отвечаем. Ночи. Центра. Риты с её правом остановить партию. Почерка на коробке.</w:t>
-      </w:r>
-    </w:p>
-    <w:p>
-      <w:pPr>
-        <w:pStyle w:val="BodyText"/>
-      </w:pPr>
-      <w:r>
-        <w:t xml:space="preserve">RITA: Право стопа. Оно у меня. Пять лет — по договору. Дальше — по картонке.</w:t>
-      </w:r>
-    </w:p>
-    <w:p>
-      <w:pPr>
-        <w:pStyle w:val="BodyText"/>
-      </w:pPr>
-      <w:r>
-        <w:t xml:space="preserve">IRINA: И по уставу. Я проверяла.</w:t>
-      </w:r>
-    </w:p>
-    <w:p>
-      <w:pPr>
-        <w:pStyle w:val="BodyText"/>
-      </w:pPr>
-      <w:r>
-        <w:t xml:space="preserve">ALEKSEY: Были и ошибки. Вы знаете. Май восьмого года. Екатеринбург. Врач не приехал. Мы обещали — и не сделали. Бабушка сказала мне тогда: «Обещание после неисполненного обещания — это вторая ложь. Сначала — сделай. Потом молчи». Мы сделали. Хаб. Окно. Сорок шесть минут. Это не красиво. Это сделано.</w:t>
-      </w:r>
-    </w:p>
-    <w:p>
-      <w:pPr>
-        <w:pStyle w:val="BodyText"/>
-      </w:pPr>
-      <w:r>
-        <w:t xml:space="preserve">DOROKHOVA: Сорок шесть. Сегодня ночью — тридцать девять. Валя знает.</w:t>
-      </w:r>
-    </w:p>
-    <w:p>
-      <w:pPr>
-        <w:pStyle w:val="BodyText"/>
-      </w:pPr>
-      <w:r>
-        <w:t xml:space="preserve">VALYA: Тридцать девять. Челябинск. Я записала. Подчеркнула.</w:t>
-      </w:r>
-    </w:p>
-    <w:p>
-      <w:pPr>
-        <w:pStyle w:val="BodyText"/>
-      </w:pPr>
-      <w:r>
-        <w:t xml:space="preserve">ALEKSEY: Вот. Подчеркнула. Вот это я и хотел сказать. Одной фразой. Ольга вчера сказала: «Скажи одной фразой». Бабушка говорила двумя словами — «Не навреди». Я так не умею, я длиннее. Но попробую. Одной фразой. Без бумажки. На сытый желудок, как мама велела.</w:t>
-      </w:r>
-    </w:p>
-    <w:p>
-      <w:pPr>
-        <w:pStyle w:val="BodyText"/>
-      </w:pPr>
-      <w:r>
-        <w:t xml:space="preserve">OLGA: Говори.</w:t>
+        <w:t xml:space="preserve">PASHA: Он сказал! Он правда это сказал, я же говорил!</w:t>
+      </w:r>
+    </w:p>
+    <w:p>
+      <w:pPr>
+        <w:pStyle w:val="BodyText"/>
+      </w:pPr>
+      <w:r>
+        <w:t xml:space="preserve">DIMA: Десять лет он так начинает каждое совещание, и я выиграл спор. Кирилл, с тебя кофе.</w:t>
+      </w:r>
+    </w:p>
+    <w:p>
+      <w:pPr>
+        <w:pStyle w:val="BodyText"/>
+      </w:pPr>
+      <w:r>
+        <w:t xml:space="preserve">KIRILL: Принято, по договору, всё честно.</w:t>
+      </w:r>
+    </w:p>
+    <w:p>
+      <w:pPr>
+        <w:pStyle w:val="BodyText"/>
+      </w:pPr>
+      <w:r>
+        <w:t xml:space="preserve">ALEKSEY: Да, «Давайте по делу». Ирина вчера сказала, что я так начинаю всё, даже разговор с кошкой, значит, так и начну. Десять лет назад, в марте, Гусев сказал мне: «Двадцать врачей в Сочи. Обучение — два часа. Остальное — море». Я сказал «нет», и это было первое. Борис Игоревич вчера посчитал: всего их было десять.</w:t>
+      </w:r>
+    </w:p>
+    <w:p>
+      <w:pPr>
+        <w:pStyle w:val="BodyText"/>
+      </w:pPr>
+      <w:r>
+        <w:t xml:space="preserve">BORIS: Десять, я их записал. Лев подтвердит.</w:t>
+      </w:r>
+    </w:p>
+    <w:p>
+      <w:pPr>
+        <w:pStyle w:val="BodyText"/>
+      </w:pPr>
+      <w:r>
+        <w:t xml:space="preserve">LEV: Подтверждаю, причём бесплатно.</w:t>
+      </w:r>
+    </w:p>
+    <w:p>
+      <w:pPr>
+        <w:pStyle w:val="BodyText"/>
+      </w:pPr>
+      <w:r>
+        <w:t xml:space="preserve">TATYANA: Лёшенька, говори громче, третий ряд не слышит.</w:t>
+      </w:r>
+    </w:p>
+    <w:p>
+      <w:pPr>
+        <w:pStyle w:val="BodyText"/>
+      </w:pPr>
+      <w:r>
+        <w:t xml:space="preserve">ALEKSEY: Потом я поехал к бабушке в Сосновку, и она дала мне картонку. Она сказала: «Это не подарок. Это работа». Я тогда не понял и думал, что это подарок. Повесил её над дверью, красиво и криво, и десять лет она висит. Каждый день я понимаю ещё немного, а сегодня понимаю больше всего, потому что её нет, а работа есть.</w:t>
+      </w:r>
+    </w:p>
+    <w:p>
+      <w:pPr>
+        <w:pStyle w:val="BodyText"/>
+      </w:pPr>
+      <w:r>
+        <w:t xml:space="preserve">ZOYA: Тише, пожалуйста, он ещё не закончил.</w:t>
+      </w:r>
+    </w:p>
+    <w:p>
+      <w:pPr>
+        <w:pStyle w:val="BodyText"/>
+      </w:pPr>
+      <w:r>
+        <w:t xml:space="preserve">ALEKSEY: Я хочу сказать про одно слово — «своё». Нас называют «Своё дело», как будто это значит «моё»: моя компания, мои деньги. Но полтора года назад мы продали сорок процентов: Борис Игоревич и Ирина продали их «Седжину» и остались. Значит, «своё» — это не «моё». Тогда что же это?</w:t>
+      </w:r>
+    </w:p>
+    <w:p>
+      <w:pPr>
+        <w:pStyle w:val="BodyText"/>
+      </w:pPr>
+      <w:r>
+        <w:t xml:space="preserve">OLGA: Говори, Лёша. Ты ведь знаешь ответ.</w:t>
+      </w:r>
+    </w:p>
+    <w:p>
+      <w:pPr>
+        <w:pStyle w:val="BodyText"/>
+      </w:pPr>
+      <w:r>
+        <w:t xml:space="preserve">ALEKSEY: Я думал всю ночь. «Своё» — это то, за что отвечаешь, а не то, чем владеешь. Мы отвечаем в России.</w:t>
+      </w:r>
+    </w:p>
+    <w:p>
+      <w:pPr>
+        <w:pStyle w:val="BodyText"/>
+      </w:pPr>
+      <w:r>
+        <w:t xml:space="preserve">SOHEE: «Отвечаем в России». Я подписала эту коробку первой, поэтому это и моё тоже.</w:t>
+      </w:r>
+    </w:p>
+    <w:p>
+      <w:pPr>
+        <w:pStyle w:val="BodyText"/>
+      </w:pPr>
+      <w:r>
+        <w:t xml:space="preserve">ALEKSEY: И твоё, Сохи. И Вали на линии, и Мити. Своё — это ответственность, которую не купишь.</w:t>
+      </w:r>
+    </w:p>
+    <w:p>
+      <w:pPr>
+        <w:pStyle w:val="BodyText"/>
+      </w:pPr>
+      <w:r>
+        <w:t xml:space="preserve">MITYA: Не сломано, потому что я чиню. Я всё прочитал по губам.</w:t>
+      </w:r>
+    </w:p>
+    <w:p>
+      <w:pPr>
+        <w:pStyle w:val="BodyText"/>
+      </w:pPr>
+      <w:r>
+        <w:t xml:space="preserve">VALYA: Я на линии и всё слушаю. Продолжайте, пожалуйста.</w:t>
+      </w:r>
+    </w:p>
+    <w:p>
+      <w:pPr>
+        <w:pStyle w:val="BodyText"/>
+      </w:pPr>
+      <w:r>
+        <w:t xml:space="preserve">ALEKSEY: Нам предлагали четыре миллиарда, вы помните: шесть страниц красивых слов, «интеграция», «оптимизация». Мы сказали «неприемлемо» не потому, что было мало, а потому, что после этого не осталось бы того, за что мы отвечаем: ночи, центра, Риты с её правом остановить партию, почерка на коробке.</w:t>
+      </w:r>
+    </w:p>
+    <w:p>
+      <w:pPr>
+        <w:pStyle w:val="BodyText"/>
+      </w:pPr>
+      <w:r>
+        <w:t xml:space="preserve">RITA: Право стопа у меня: пять лет по договору, а дальше — по картонке.</w:t>
+      </w:r>
+    </w:p>
+    <w:p>
+      <w:pPr>
+        <w:pStyle w:val="BodyText"/>
+      </w:pPr>
+      <w:r>
+        <w:t xml:space="preserve">IRINA: И по уставу тоже, я это лично проверяла.</w:t>
+      </w:r>
+    </w:p>
+    <w:p>
+      <w:pPr>
+        <w:pStyle w:val="BodyText"/>
+      </w:pPr>
+      <w:r>
+        <w:t xml:space="preserve">ALEKSEY: Были и ошибки, вы знаете: май восьмого года, Екатеринбург, врач не приехал. Мы обещали и не сделали. Бабушка тогда сказала мне: «Обещание после неисполненного обещания — это вторая ложь. Сначала — сделай. Потом молчи». И мы сделали: хаб, окно, сорок шесть минут. Это не красиво, это сделано.</w:t>
+      </w:r>
+    </w:p>
+    <w:p>
+      <w:pPr>
+        <w:pStyle w:val="BodyText"/>
+      </w:pPr>
+      <w:r>
+        <w:t xml:space="preserve">DOROKHOVA: Сорок шесть минут, а сегодня ночью было тридцать девять. Валя знает.</w:t>
+      </w:r>
+    </w:p>
+    <w:p>
+      <w:pPr>
+        <w:pStyle w:val="BodyText"/>
+      </w:pPr>
+      <w:r>
+        <w:t xml:space="preserve">VALYA: Тридцать девять, Челябинск. Я записала и подчеркнула.</w:t>
+      </w:r>
+    </w:p>
+    <w:p>
+      <w:pPr>
+        <w:pStyle w:val="BodyText"/>
+      </w:pPr>
+      <w:r>
+        <w:t xml:space="preserve">ALEKSEY: Вот, подчеркнула. Вот это я и хотел сказать, одной фразой, ведь Ольга вчера сказала: «Скажи одной фразой». Бабушка говорила двумя словами — «Не навреди». Я так не умею, я длиннее, но попробую: одной фразой, без бумажки и на сытый желудок, как мама велела.</w:t>
+      </w:r>
+    </w:p>
+    <w:p>
+      <w:pPr>
+        <w:pStyle w:val="BodyText"/>
+      </w:pPr>
+      <w:r>
+        <w:t xml:space="preserve">OLGA: Говори, мы все тебя слушаем.</w:t>
       </w:r>
     </w:p>
     <w:p>
@@ -1549,63 +1549,63 @@
         <w:pStyle w:val="BodyText"/>
       </w:pPr>
       <w:r>
-        <w:t xml:space="preserve">YUN: Держишь. Хорошее слово. Как держат салфетку. Не мнут.</w:t>
-      </w:r>
-    </w:p>
-    <w:p>
-      <w:pPr>
-        <w:pStyle w:val="BodyText"/>
-      </w:pPr>
-      <w:r>
-        <w:t xml:space="preserve">DOYUN: Президент сказал это по-русски. Без меня. Первый раз.</w:t>
-      </w:r>
-    </w:p>
-    <w:p>
-      <w:pPr>
-        <w:pStyle w:val="BodyText"/>
-      </w:pPr>
-      <w:r>
-        <w:t xml:space="preserve">ALEKSEY: Держать слово — это не обещать много. Это сделать то, что сказал. Даже когда никто не узнает. Даже ночью. Даже когда тебе предлагают миллиард шестьсот, чтобы ты его отпустил. Особенно тогда.</w:t>
-      </w:r>
-    </w:p>
-    <w:p>
-      <w:pPr>
-        <w:pStyle w:val="BodyText"/>
-      </w:pPr>
-      <w:r>
-        <w:t xml:space="preserve">NIKOLAY: Особенно тогда. Я — свидетель. Я два года молчал за тушёнку. Он — держал. Всё.</w:t>
-      </w:r>
-    </w:p>
-    <w:p>
-      <w:pPr>
-        <w:pStyle w:val="BodyText"/>
-      </w:pPr>
-      <w:r>
-        <w:t xml:space="preserve">TATYANA: Коля, не плачь. Ты на юбилее.</w:t>
-      </w:r>
-    </w:p>
-    <w:p>
-      <w:pPr>
-        <w:pStyle w:val="BodyText"/>
-      </w:pPr>
-      <w:r>
-        <w:t xml:space="preserve">ALEKSEY: Папа, спасибо. И последнее. Бабушка в последнюю ночь сказала: «Не навреди. Потом — всё остальное». Я думал — это про пациенток. И про них. Но внизу, на картонке, моей рукой: «Себе — тоже». Не вредите себе. Спите. Ешьте мамины пироги. Берите отпуск, как Ирина. Держите слово — но не держите всё одни. Для этого мы вместе.</w:t>
-      </w:r>
-    </w:p>
-    <w:p>
-      <w:pPr>
-        <w:pStyle w:val="BodyText"/>
-      </w:pPr>
-      <w:r>
-        <w:t xml:space="preserve">IRINA: Записываю. «Берите отпуск». Это теперь приказ директора. Я проверю.</w:t>
-      </w:r>
-    </w:p>
-    <w:p>
-      <w:pPr>
-        <w:pStyle w:val="BodyText"/>
-      </w:pPr>
-      <w:r>
-        <w:t xml:space="preserve">ALEKSEY: Всё. Спасибо. По делу — всё.</w:t>
+        <w:t xml:space="preserve">YUN: «Держишь». Хорошее слово: как держат салфетку, не сминая.</w:t>
+      </w:r>
+    </w:p>
+    <w:p>
+      <w:pPr>
+        <w:pStyle w:val="BodyText"/>
+      </w:pPr>
+      <w:r>
+        <w:t xml:space="preserve">DOYUN: Президент сказал это по-русски, сам, без меня, первый раз в жизни.</w:t>
+      </w:r>
+    </w:p>
+    <w:p>
+      <w:pPr>
+        <w:pStyle w:val="BodyText"/>
+      </w:pPr>
+      <w:r>
+        <w:t xml:space="preserve">ALEKSEY: Держать слово — это не обещать много. Это сделать то, что сказал. Даже когда никто не узнает. Даже ночью. Даже когда устал и хочется всё бросить. Даже когда тебе предлагают миллиард шестьсот, чтобы ты его отпустил. Особенно тогда.</w:t>
+      </w:r>
+    </w:p>
+    <w:p>
+      <w:pPr>
+        <w:pStyle w:val="BodyText"/>
+      </w:pPr>
+      <w:r>
+        <w:t xml:space="preserve">NIKOLAY: Особенно тогда. Я свидетель: я два года молчал за тушёнку, а он держал. Всё.</w:t>
+      </w:r>
+    </w:p>
+    <w:p>
+      <w:pPr>
+        <w:pStyle w:val="BodyText"/>
+      </w:pPr>
+      <w:r>
+        <w:t xml:space="preserve">TATYANA: Коля, не плачь, ты же на юбилее.</w:t>
+      </w:r>
+    </w:p>
+    <w:p>
+      <w:pPr>
+        <w:pStyle w:val="BodyText"/>
+      </w:pPr>
+      <w:r>
+        <w:t xml:space="preserve">ALEKSEY: Папа, спасибо. И последнее. Бабушка в последнюю ночь сказала: «Не навреди. Потом — всё остальное». Я думал, что это про пациенток, и это про них тоже. Но внизу на картонке моей рукой написано: «Себе — тоже». Не вредите себе: спите, ешьте мамины пироги, берите отпуск, как Ирина. Держите слово, но не держите всё одни. Для этого мы вместе.</w:t>
+      </w:r>
+    </w:p>
+    <w:p>
+      <w:pPr>
+        <w:pStyle w:val="BodyText"/>
+      </w:pPr>
+      <w:r>
+        <w:t xml:space="preserve">IRINA: Записываю: «Берите отпуск». Теперь это приказ директора, и я его проверю.</w:t>
+      </w:r>
+    </w:p>
+    <w:p>
+      <w:pPr>
+        <w:pStyle w:val="BodyText"/>
+      </w:pPr>
+      <w:r>
+        <w:t xml:space="preserve">ALEKSEY: Всё, спасибо. По делу — это всё.</w:t>
       </w:r>
     </w:p>
     <w:bookmarkEnd w:id="22"/>
@@ -1623,151 +1623,151 @@
         <w:pStyle w:val="FirstParagraph"/>
       </w:pPr>
       <w:r>
-        <w:t xml:space="preserve">ZOYA: Вопросы? У нас полчаса. Потом — фото. Под картонкой. Криво.</w:t>
-      </w:r>
-    </w:p>
-    <w:p>
-      <w:pPr>
-        <w:pStyle w:val="BodyText"/>
-      </w:pPr>
-      <w:r>
-        <w:t xml:space="preserve">NASTYA: Можно? Я Настя, новая, с линии. Что значит «держать слово», если обещать нельзя?</w:t>
-      </w:r>
-    </w:p>
-    <w:p>
-      <w:pPr>
-        <w:pStyle w:val="BodyText"/>
-      </w:pPr>
-      <w:r>
-        <w:t xml:space="preserve">ALEKSEY: Хороший вопрос, Настя. Лучший за десять лет, может быть. Держать слово — это говорить «я сделаю» только когда уже начал делать. Валя никогда не говорит пациентке «всё будет хорошо». Она говорит «к вам едут». Это слово. И его держат.</w:t>
-      </w:r>
-    </w:p>
-    <w:p>
-      <w:pPr>
-        <w:pStyle w:val="BodyText"/>
-      </w:pPr>
-      <w:r>
-        <w:t xml:space="preserve">KORNILOVA: Это ответ для учебника. Я его заберу в шестой модуль.</w:t>
-      </w:r>
-    </w:p>
-    <w:p>
-      <w:pPr>
-        <w:pStyle w:val="BodyText"/>
-      </w:pPr>
-      <w:r>
-        <w:t xml:space="preserve">VALYA: «К вам едут. Уже едут». Это правда в ту секунду, когда я её говорю. Поэтому — можно.</w:t>
-      </w:r>
-    </w:p>
-    <w:p>
-      <w:pPr>
-        <w:pStyle w:val="BodyText"/>
-      </w:pPr>
-      <w:r>
-        <w:t xml:space="preserve">NASTYA: А если машина сломается?</w:t>
-      </w:r>
-    </w:p>
-    <w:p>
-      <w:pPr>
-        <w:pStyle w:val="BodyText"/>
-      </w:pPr>
-      <w:r>
-        <w:t xml:space="preserve">VALYA: Тогда я звоню второму. Процедура двадцать четыре. А потом — Заводчикову. Он с зимней резиной.</w:t>
-      </w:r>
-    </w:p>
-    <w:p>
-      <w:pPr>
-        <w:pStyle w:val="BodyText"/>
-      </w:pPr>
-      <w:r>
-        <w:t xml:space="preserve">ZAVODCHIKOV: Сорок два года. Без опозданий. Звони, дочка.</w:t>
-      </w:r>
-    </w:p>
-    <w:p>
-      <w:pPr>
-        <w:pStyle w:val="BodyText"/>
-      </w:pPr>
-      <w:r>
-        <w:t xml:space="preserve">NASTYA: Спасибо. Теперь понятно. Слово — это когда есть второй. И третий.</w:t>
-      </w:r>
-    </w:p>
-    <w:p>
-      <w:pPr>
-        <w:pStyle w:val="BodyText"/>
-      </w:pPr>
-      <w:r>
-        <w:t xml:space="preserve">PASHA: Алексей Николаевич, а если вы через пять лет снова захотите продать? Вам предложат десять миллиардов?</w:t>
-      </w:r>
-    </w:p>
-    <w:p>
-      <w:pPr>
-        <w:pStyle w:val="BodyText"/>
-      </w:pPr>
-      <w:r>
-        <w:t xml:space="preserve">ALEKSEY: Тогда Доюн спросит «почему» — он теперь это умеет лучше всех. Валя скажет «потому что ночь». Ольга покажет устав. А картонка будет висеть над дверью, криво, как висит. Пункт восемь. Её никто не снимет. Даже я. Особенно я. Я уже пробовал продать — и не смог. Это лучшая гарантия.</w:t>
-      </w:r>
-    </w:p>
-    <w:p>
-      <w:pPr>
-        <w:pStyle w:val="BodyText"/>
-      </w:pPr>
-      <w:r>
-        <w:t xml:space="preserve">DOYUN: Я спрошу. Каждый квартал. Я обещал. Нет — я делаю. Уже полтора года.</w:t>
-      </w:r>
-    </w:p>
-    <w:p>
-      <w:pPr>
-        <w:pStyle w:val="BodyText"/>
-      </w:pPr>
-      <w:r>
-        <w:t xml:space="preserve">OLGA: И я. Устав, пункт восемь, три условия Алексея. Навсегда. Без согласия всех участников не меняется ни одна запятая. А «Седжин» не согласится — я его знаю, он их сам предложил. Даже если Лёша сойдёт с ума и захочет продать за десять миллиардов. Особенно тогда.</w:t>
-      </w:r>
-    </w:p>
-    <w:p>
-      <w:pPr>
-        <w:pStyle w:val="BodyText"/>
-      </w:pPr>
-      <w:r>
-        <w:t xml:space="preserve">YUN: Не я. Ваш директор придумал. Я только подписал. Ровным почерком.</w:t>
-      </w:r>
-    </w:p>
-    <w:p>
-      <w:pPr>
-        <w:pStyle w:val="BodyText"/>
-      </w:pPr>
-      <w:r>
-        <w:t xml:space="preserve">BORIS: Подтверждаю. Я там был. По видео, в восемь утра.</w:t>
-      </w:r>
-    </w:p>
-    <w:p>
-      <w:pPr>
-        <w:pStyle w:val="BodyText"/>
-      </w:pPr>
-      <w:r>
-        <w:t xml:space="preserve">KIRILL: Вопрос — от продаж. «Северная Премиум» дешевле на двадцать процентов. Мы теряем клиентов. Что делать?</w:t>
-      </w:r>
-    </w:p>
-    <w:p>
-      <w:pPr>
-        <w:pStyle w:val="BodyText"/>
-      </w:pPr>
-      <w:r>
-        <w:t xml:space="preserve">ALEKSEY: Ничего не делать с ценой, Кирилл. Ни одного рубля скидки. Делать с ночью. Пусть Волков продаёт на двадцать процентов дешевле — это его право и его рынок. Мы продаём «после укола». Тридцать девять минут сегодня ночью. Корнилова, скажите им — вам врачи поверят быстрее, чем мне.</w:t>
-      </w:r>
-    </w:p>
-    <w:p>
-      <w:pPr>
-        <w:pStyle w:val="BodyText"/>
-      </w:pPr>
-      <w:r>
-        <w:t xml:space="preserve">KORNILOVA: Врачи не платят за гель, Кирилл. Гель у всех похожий. Они платят за то, что не будут одни в три часа ночи, когда у пациентки белеет губа. Это нельзя сделать на двадцать процентов дешевле. Можно только на двадцать процентов хуже. А хуже — врачи чувствуют сразу.</w:t>
-      </w:r>
-    </w:p>
-    <w:p>
-      <w:pPr>
-        <w:pStyle w:val="BodyText"/>
-      </w:pPr>
-      <w:r>
-        <w:t xml:space="preserve">DIMA: Записываю. Для своих менеджеров. «На двадцать процентов хуже».</w:t>
+        <w:t xml:space="preserve">ZOYA: Есть вопросы? У нас полчаса, а потом фото под картонкой, криво.</w:t>
+      </w:r>
+    </w:p>
+    <w:p>
+      <w:pPr>
+        <w:pStyle w:val="BodyText"/>
+      </w:pPr>
+      <w:r>
+        <w:t xml:space="preserve">NASTYA: Можно? Я Настя, новенькая, с линии. Что значит «держать слово», если обещать нельзя?</w:t>
+      </w:r>
+    </w:p>
+    <w:p>
+      <w:pPr>
+        <w:pStyle w:val="BodyText"/>
+      </w:pPr>
+      <w:r>
+        <w:t xml:space="preserve">ALEKSEY: Хороший вопрос, Настя, может быть, лучший за десять лет. Держать слово — это говорить «я сделаю» только тогда, когда уже начал делать. Валя никогда не говорит пациентке «всё будет хорошо», она говорит «к вам едут». Это слово, и его держат.</w:t>
+      </w:r>
+    </w:p>
+    <w:p>
+      <w:pPr>
+        <w:pStyle w:val="BodyText"/>
+      </w:pPr>
+      <w:r>
+        <w:t xml:space="preserve">KORNILOVA: Это ответ для учебника. Я заберу его в шестой модуль, если вы не против.</w:t>
+      </w:r>
+    </w:p>
+    <w:p>
+      <w:pPr>
+        <w:pStyle w:val="BodyText"/>
+      </w:pPr>
+      <w:r>
+        <w:t xml:space="preserve">VALYA: «К вам едут. Уже едут». Это правда в ту секунду, когда я её говорю, поэтому так говорить можно.</w:t>
+      </w:r>
+    </w:p>
+    <w:p>
+      <w:pPr>
+        <w:pStyle w:val="BodyText"/>
+      </w:pPr>
+      <w:r>
+        <w:t xml:space="preserve">NASTYA: А если машина по дороге сломается, что тогда?</w:t>
+      </w:r>
+    </w:p>
+    <w:p>
+      <w:pPr>
+        <w:pStyle w:val="BodyText"/>
+      </w:pPr>
+      <w:r>
+        <w:t xml:space="preserve">VALYA: Тогда я звоню второму врачу, это процедура двадцать четыре. А потом Заводчикову, у него зимняя резина.</w:t>
+      </w:r>
+    </w:p>
+    <w:p>
+      <w:pPr>
+        <w:pStyle w:val="BodyText"/>
+      </w:pPr>
+      <w:r>
+        <w:t xml:space="preserve">ZAVODCHIKOV: Сорок два года без опозданий. Звони мне, дочка, в любое время.</w:t>
+      </w:r>
+    </w:p>
+    <w:p>
+      <w:pPr>
+        <w:pStyle w:val="BodyText"/>
+      </w:pPr>
+      <w:r>
+        <w:t xml:space="preserve">NASTYA: Спасибо, теперь понятно. Слово — это когда есть второй, и третий тоже.</w:t>
+      </w:r>
+    </w:p>
+    <w:p>
+      <w:pPr>
+        <w:pStyle w:val="BodyText"/>
+      </w:pPr>
+      <w:r>
+        <w:t xml:space="preserve">PASHA: Алексей Николаевич, а если через пять лет вы снова захотите продать? Например, вам предложат десять миллиардов?</w:t>
+      </w:r>
+    </w:p>
+    <w:p>
+      <w:pPr>
+        <w:pStyle w:val="BodyText"/>
+      </w:pPr>
+      <w:r>
+        <w:t xml:space="preserve">ALEKSEY: Тогда Доюн спросит «почему», он теперь это умеет лучше всех. Валя скажет «потому что ночь», а Ольга покажет устав. А картонка будет висеть над дверью, криво, как висит. Пункт восемь: её никто не снимет, даже я, особенно я. Я уже пробовал продать и не смог, и это лучшая гарантия.</w:t>
+      </w:r>
+    </w:p>
+    <w:p>
+      <w:pPr>
+        <w:pStyle w:val="BodyText"/>
+      </w:pPr>
+      <w:r>
+        <w:t xml:space="preserve">DOYUN: Я спрошу, каждый квартал. Я это обещал… нет, я это уже делаю, полтора года.</w:t>
+      </w:r>
+    </w:p>
+    <w:p>
+      <w:pPr>
+        <w:pStyle w:val="BodyText"/>
+      </w:pPr>
+      <w:r>
+        <w:t xml:space="preserve">OLGA: И я тоже. Устав, пункт восемь, три условия Алексея, навсегда: без согласия всех участников не меняется ни одна запятая. А «Седжин» не согласится, я его знаю, ведь он сам их предложил. Даже если Лёша сойдёт с ума и захочет продать за десять миллиардов. Особенно тогда.</w:t>
+      </w:r>
+    </w:p>
+    <w:p>
+      <w:pPr>
+        <w:pStyle w:val="BodyText"/>
+      </w:pPr>
+      <w:r>
+        <w:t xml:space="preserve">YUN: Это придумал не я, а ваш директор. Я только подписал, ровным почерком.</w:t>
+      </w:r>
+    </w:p>
+    <w:p>
+      <w:pPr>
+        <w:pStyle w:val="BodyText"/>
+      </w:pPr>
+      <w:r>
+        <w:t xml:space="preserve">BORIS: Подтверждаю, я там был, по видео, в восемь утра.</w:t>
+      </w:r>
+    </w:p>
+    <w:p>
+      <w:pPr>
+        <w:pStyle w:val="BodyText"/>
+      </w:pPr>
+      <w:r>
+        <w:t xml:space="preserve">KIRILL: Вопрос от продаж: «Северная Премиум» дешевле на двадцать процентов, и мы теряем клиентов. Что нам делать?</w:t>
+      </w:r>
+    </w:p>
+    <w:p>
+      <w:pPr>
+        <w:pStyle w:val="BodyText"/>
+      </w:pPr>
+      <w:r>
+        <w:t xml:space="preserve">ALEKSEY: С ценой ничего не делать, Кирилл, ни одного рубля скидки. Делать нужно с ночью. Пусть Волков продаёт на двадцать процентов дешевле, это его право и его рынок, а мы продаём «после укола»: тридцать девять минут сегодня ночью. Елена Викторовна, скажите им, ведь вам врачи поверят быстрее, чем мне.</w:t>
+      </w:r>
+    </w:p>
+    <w:p>
+      <w:pPr>
+        <w:pStyle w:val="BodyText"/>
+      </w:pPr>
+      <w:r>
+        <w:t xml:space="preserve">KORNILOVA: Врачи не платят за гель, Кирилл, гель у всех похожий. Они платят за то, что не будут одни в три часа ночи, когда у пациентки белеет губа. Это нельзя сделать на двадцать процентов дешевле. Можно только на двадцать процентов хуже. А хуже врачи чувствуют сразу.</w:t>
+      </w:r>
+    </w:p>
+    <w:p>
+      <w:pPr>
+        <w:pStyle w:val="BodyText"/>
+      </w:pPr>
+      <w:r>
+        <w:t xml:space="preserve">DIMA: Записываю для своих менеджеров: «На двадцать процентов хуже».</w:t>
       </w:r>
     </w:p>
     <w:p>
@@ -1783,79 +1783,79 @@
         <w:pStyle w:val="BodyText"/>
       </w:pPr>
       <w:r>
-        <w:t xml:space="preserve">MARINA: А мы в Петербурге — никак не скажем. Просто покажем журнал температуры.</w:t>
-      </w:r>
-    </w:p>
-    <w:p>
-      <w:pPr>
-        <w:pStyle w:val="BodyText"/>
-      </w:pPr>
-      <w:r>
-        <w:t xml:space="preserve">ZAVODCHIKOV: А на Урале — окно покажем. С машиной под ним.</w:t>
-      </w:r>
-    </w:p>
-    <w:p>
-      <w:pPr>
-        <w:pStyle w:val="BodyText"/>
-      </w:pPr>
-      <w:r>
-        <w:t xml:space="preserve">NIKOLAY: А я скажу как инженер. Проверяйте кривую. Не последнюю цифру. Волков — это хорошая последняя цифра.</w:t>
-      </w:r>
-    </w:p>
-    <w:p>
-      <w:pPr>
-        <w:pStyle w:val="BodyText"/>
-      </w:pPr>
-      <w:r>
-        <w:t xml:space="preserve">TATYANA: Коля, ты как на заводе.</w:t>
-      </w:r>
-    </w:p>
-    <w:p>
-      <w:pPr>
-        <w:pStyle w:val="BodyText"/>
-      </w:pPr>
-      <w:r>
-        <w:t xml:space="preserve">NIKOLAY: Как на заводе. Только теперь я говорю вслух.</w:t>
-      </w:r>
-    </w:p>
-    <w:p>
-      <w:pPr>
-        <w:pStyle w:val="BodyText"/>
-      </w:pPr>
-      <w:r>
-        <w:t xml:space="preserve">ZOYA: Последний вопрос. С экрана. Екатеринбург. Ксения.</w:t>
-      </w:r>
-    </w:p>
-    <w:p>
-      <w:pPr>
-        <w:pStyle w:val="BodyText"/>
-      </w:pPr>
-      <w:r>
-        <w:t xml:space="preserve">KSENIYA: Здравствуйте. Я не сотрудник. Я — пациентка. Ксения, Екатеринбург, та самая. Можно один вопрос? Алексей Николаевич, вы тогда, в мае, в клинике, сказали мне: «Не скажу, что сделаем. Скажу, что сделали». Прошло почти два года. Так что вы сделали?</w:t>
-      </w:r>
-    </w:p>
-    <w:p>
-      <w:pPr>
-        <w:pStyle w:val="BodyText"/>
-      </w:pPr>
-      <w:r>
-        <w:t xml:space="preserve">ALEKSEY: Окно в Екатеринбурге, на первом этаже, на дорогу. Шесть врачей ночью: Екатеринбург, Тюмень, Челябинск, Пермь. Сорок шесть минут в среднем вместо трёх часов сорока. Сегодня ночью — тридцать девять. И ваша страница из журнала — в камне, под фундаментом. С вашим именем, как вы разрешили.</w:t>
-      </w:r>
-    </w:p>
-    <w:p>
-      <w:pPr>
-        <w:pStyle w:val="BodyText"/>
-      </w:pPr>
-      <w:r>
-        <w:t xml:space="preserve">KSENIYA: Я видела. Спасибо. Теперь я вам верю. Не на слово — на камень. И на слово — тоже. Немного.</w:t>
-      </w:r>
-    </w:p>
-    <w:p>
-      <w:pPr>
-        <w:pStyle w:val="BodyText"/>
-      </w:pPr>
-      <w:r>
-        <w:t xml:space="preserve">DOROKHOVA: Ксения, номер — первый в телефоне. Помните.</w:t>
+        <w:t xml:space="preserve">MARINA: А мы в Петербурге ничего не скажем, а просто покажем журнал температуры.</w:t>
+      </w:r>
+    </w:p>
+    <w:p>
+      <w:pPr>
+        <w:pStyle w:val="BodyText"/>
+      </w:pPr>
+      <w:r>
+        <w:t xml:space="preserve">ZAVODCHIKOV: А на Урале мы покажем окно, и машину под ним.</w:t>
+      </w:r>
+    </w:p>
+    <w:p>
+      <w:pPr>
+        <w:pStyle w:val="BodyText"/>
+      </w:pPr>
+      <w:r>
+        <w:t xml:space="preserve">NIKOLAY: А я скажу как инженер: проверяйте кривую, а не последнюю цифру. Волков — это хорошая последняя цифра.</w:t>
+      </w:r>
+    </w:p>
+    <w:p>
+      <w:pPr>
+        <w:pStyle w:val="BodyText"/>
+      </w:pPr>
+      <w:r>
+        <w:t xml:space="preserve">TATYANA: Коля, ты говоришь, как на заводе.</w:t>
+      </w:r>
+    </w:p>
+    <w:p>
+      <w:pPr>
+        <w:pStyle w:val="BodyText"/>
+      </w:pPr>
+      <w:r>
+        <w:t xml:space="preserve">NIKOLAY: Как на заводе, только теперь я говорю вслух.</w:t>
+      </w:r>
+    </w:p>
+    <w:p>
+      <w:pPr>
+        <w:pStyle w:val="BodyText"/>
+      </w:pPr>
+      <w:r>
+        <w:t xml:space="preserve">ZOYA: И последний вопрос, с экрана: Екатеринбург, Ксения.</w:t>
+      </w:r>
+    </w:p>
+    <w:p>
+      <w:pPr>
+        <w:pStyle w:val="BodyText"/>
+      </w:pPr>
+      <w:r>
+        <w:t xml:space="preserve">KSENIYA: Здравствуйте. Я не сотрудник, я пациентка, Ксения из Екатеринбурга, та самая. Можно один вопрос? Алексей Николаевич, тогда, в мае, в клинике, вы сказали мне: «Не скажу, что сделаем. Скажу, что сделали». Прошло почти два года. Так что же вы сделали?</w:t>
+      </w:r>
+    </w:p>
+    <w:p>
+      <w:pPr>
+        <w:pStyle w:val="BodyText"/>
+      </w:pPr>
+      <w:r>
+        <w:t xml:space="preserve">ALEKSEY: Окно в Екатеринбурге, на первом этаже, на дорогу. Шесть врачей ночью: Екатеринбург, Тюмень, Челябинск, Пермь. Сорок шесть минут в среднем вместо трёх часов сорока, а сегодня ночью — тридцать девять. И ваша страница из журнала лежит в камне, под фундаментом, с вашим именем, как вы разрешили.</w:t>
+      </w:r>
+    </w:p>
+    <w:p>
+      <w:pPr>
+        <w:pStyle w:val="BodyText"/>
+      </w:pPr>
+      <w:r>
+        <w:t xml:space="preserve">KSENIYA: Я видела, спасибо. Теперь я вам верю. Не на слово — на камень. И на слово тоже, немного.</w:t>
+      </w:r>
+    </w:p>
+    <w:p>
+      <w:pPr>
+        <w:pStyle w:val="BodyText"/>
+      </w:pPr>
+      <w:r>
+        <w:t xml:space="preserve">DOROKHOVA: Ксения, номер у вас первый в телефоне, помните об этом.</w:t>
       </w:r>
     </w:p>
     <w:bookmarkEnd w:id="23"/>
@@ -1873,199 +1873,199 @@
         <w:pStyle w:val="FirstParagraph"/>
       </w:pPr>
       <w:r>
-        <w:t xml:space="preserve">ALEKSEY: Одна просьба. Последняя. Возьмите карточки. Белые. Зоя раздала.</w:t>
-      </w:r>
-    </w:p>
-    <w:p>
-      <w:pPr>
-        <w:pStyle w:val="BodyText"/>
-      </w:pPr>
-      <w:r>
-        <w:t xml:space="preserve">ZOYA: Сто двадцать. Плюс гостям. Плюс ручки. Синие. Как у Веры Павловны.</w:t>
-      </w:r>
-    </w:p>
-    <w:p>
-      <w:pPr>
-        <w:pStyle w:val="BodyText"/>
-      </w:pPr>
-      <w:r>
-        <w:t xml:space="preserve">ALEKSEY: Одну строку. Своё слово. Не обещание. То, что уже делаете.</w:t>
-      </w:r>
-    </w:p>
-    <w:p>
-      <w:pPr>
-        <w:pStyle w:val="BodyText"/>
-      </w:pPr>
-      <w:r>
-        <w:t xml:space="preserve">IRINA: Я — первая. «Где документ?» Десять лет держу. Буду держать.</w:t>
-      </w:r>
-    </w:p>
-    <w:p>
-      <w:pPr>
-        <w:pStyle w:val="BodyText"/>
-      </w:pPr>
-      <w:r>
-        <w:t xml:space="preserve">OLGA: «Бумага всё стерпит, эксперт — нет». Двадцать восемь лет держу. Эксперты мне благодарны. Бумага — нет.</w:t>
-      </w:r>
-    </w:p>
-    <w:p>
-      <w:pPr>
-        <w:pStyle w:val="BodyText"/>
-      </w:pPr>
-      <w:r>
-        <w:t xml:space="preserve">RITA: «„Скорее всего” — не процедура». Это Николай Петрович придумал. Но держу я.</w:t>
-      </w:r>
-    </w:p>
-    <w:p>
-      <w:pPr>
-        <w:pStyle w:val="BodyText"/>
-      </w:pPr>
-      <w:r>
-        <w:t xml:space="preserve">VALYA: «Сегодня — отвечаем». Без подписи. Все знают, чья.</w:t>
-      </w:r>
-    </w:p>
-    <w:p>
-      <w:pPr>
-        <w:pStyle w:val="BodyText"/>
-      </w:pPr>
-      <w:r>
-        <w:t xml:space="preserve">DIMA: «Не продавай то, что не дал бы маме». Мамина. Я держу её двенадцать лет.</w:t>
-      </w:r>
-    </w:p>
-    <w:p>
-      <w:pPr>
-        <w:pStyle w:val="BodyText"/>
-      </w:pPr>
-      <w:r>
-        <w:t xml:space="preserve">KIRILL: «Я не племянник». Нет — переписываю. «Я — менеджер». Так лучше.</w:t>
-      </w:r>
-    </w:p>
-    <w:p>
-      <w:pPr>
-        <w:pStyle w:val="BodyText"/>
-      </w:pPr>
-      <w:r>
-        <w:t xml:space="preserve">KORNILOVA: «Не торопиться». Два слова. Тридцать три года.</w:t>
-      </w:r>
-    </w:p>
-    <w:p>
-      <w:pPr>
-        <w:pStyle w:val="BodyText"/>
-      </w:pPr>
-      <w:r>
-        <w:t xml:space="preserve">DOYUN: «Мост держит». По-русски. Без субтитров.</w:t>
-      </w:r>
-    </w:p>
-    <w:p>
-      <w:pPr>
-        <w:pStyle w:val="BodyText"/>
-      </w:pPr>
-      <w:r>
-        <w:t xml:space="preserve">SOHEE: «Если не записано — не было». По-корейски и по-русски. Обе стороны карточки.</w:t>
-      </w:r>
-    </w:p>
-    <w:p>
-      <w:pPr>
-        <w:pStyle w:val="BodyText"/>
-      </w:pPr>
-      <w:r>
-        <w:t xml:space="preserve">YUN: «Право спрашивать». И ниже, мелко: «Не закрывать».</w:t>
-      </w:r>
-    </w:p>
-    <w:p>
-      <w:pPr>
-        <w:pStyle w:val="BodyText"/>
-      </w:pPr>
-      <w:r>
-        <w:t xml:space="preserve">NIKOLAY: Одно слово. «Ровно». И уровень нарисовал. Пузырь в центре.</w:t>
-      </w:r>
-    </w:p>
-    <w:p>
-      <w:pPr>
-        <w:pStyle w:val="BodyText"/>
-      </w:pPr>
-      <w:r>
-        <w:t xml:space="preserve">MITYA: «Чтобы не сломалось». Я написал крупно. Чтобы все прочитали. Без голоса.</w:t>
-      </w:r>
-    </w:p>
-    <w:p>
-      <w:pPr>
-        <w:pStyle w:val="BodyText"/>
-      </w:pPr>
-      <w:r>
-        <w:t xml:space="preserve">BORIS: «Не продал». Два слова. Самые маленькие сорок миллионов в моей жизни.</w:t>
-      </w:r>
-    </w:p>
-    <w:p>
-      <w:pPr>
-        <w:pStyle w:val="BodyText"/>
-      </w:pPr>
-      <w:r>
-        <w:t xml:space="preserve">ZAVODCHIKOV: «Без опозданий». Сорок два года. На Урале это — слово.</w:t>
-      </w:r>
-    </w:p>
-    <w:p>
-      <w:pPr>
-        <w:pStyle w:val="BodyText"/>
-      </w:pPr>
-      <w:r>
-        <w:t xml:space="preserve">TATYANA: А я — не сотрудник. Мне можно?</w:t>
-      </w:r>
-    </w:p>
-    <w:p>
-      <w:pPr>
-        <w:pStyle w:val="BodyText"/>
-      </w:pPr>
-      <w:r>
-        <w:t xml:space="preserve">ALEKSEY: Тебе — всегда можно, мам.</w:t>
-      </w:r>
-    </w:p>
-    <w:p>
-      <w:pPr>
-        <w:pStyle w:val="BodyText"/>
-      </w:pPr>
-      <w:r>
-        <w:t xml:space="preserve">TATYANA: «Пироги — не по договору». Пусть лежит в коробке. Рядом с серьёзными.</w:t>
-      </w:r>
-    </w:p>
-    <w:p>
-      <w:pPr>
-        <w:pStyle w:val="BodyText"/>
-      </w:pPr>
-      <w:r>
-        <w:t xml:space="preserve">MITYA: Коробка. Я сделал. Дуб. Без гвоздей. Под картонкой — полка. Карточки — туда.</w:t>
-      </w:r>
-    </w:p>
-    <w:p>
-      <w:pPr>
-        <w:pStyle w:val="BodyText"/>
-      </w:pPr>
-      <w:r>
-        <w:t xml:space="preserve">OLGA: Опись — не нужна. Это не капсула. Это — открытая коробка. Каждый новый сотрудник добавит свою.</w:t>
-      </w:r>
-    </w:p>
-    <w:p>
-      <w:pPr>
-        <w:pStyle w:val="BodyText"/>
-      </w:pPr>
-      <w:r>
-        <w:t xml:space="preserve">IRINA: Нематериальный актив. Не продаётся. Записываю.</w:t>
-      </w:r>
-    </w:p>
-    <w:p>
-      <w:pPr>
-        <w:pStyle w:val="BodyText"/>
-      </w:pPr>
-      <w:r>
-        <w:t xml:space="preserve">DOYUN: Переведу президенту: «Не продаётся». Он поймёт.</w:t>
-      </w:r>
-    </w:p>
-    <w:p>
-      <w:pPr>
-        <w:pStyle w:val="BodyText"/>
-      </w:pPr>
-      <w:r>
-        <w:t xml:space="preserve">ALEKSEY: А моя — последняя. Две строки. «Давайте по делу». И «Себе — тоже». Одна — на работу. Другая — на жизнь.</w:t>
+        <w:t xml:space="preserve">ALEKSEY: И одна просьба, последняя. Возьмите белые карточки, которые раздала Зоя.</w:t>
+      </w:r>
+    </w:p>
+    <w:p>
+      <w:pPr>
+        <w:pStyle w:val="BodyText"/>
+      </w:pPr>
+      <w:r>
+        <w:t xml:space="preserve">ZOYA: Сто двадцать карточек, плюс для гостей, и ручки синие, как у Веры Павловны.</w:t>
+      </w:r>
+    </w:p>
+    <w:p>
+      <w:pPr>
+        <w:pStyle w:val="BodyText"/>
+      </w:pPr>
+      <w:r>
+        <w:t xml:space="preserve">ALEKSEY: Напишите одну строку, своё слово. Не обещание, а то, что вы уже делаете.</w:t>
+      </w:r>
+    </w:p>
+    <w:p>
+      <w:pPr>
+        <w:pStyle w:val="BodyText"/>
+      </w:pPr>
+      <w:r>
+        <w:t xml:space="preserve">IRINA: Я первая: «Где документ?» Я держу это десять лет и буду держать дальше.</w:t>
+      </w:r>
+    </w:p>
+    <w:p>
+      <w:pPr>
+        <w:pStyle w:val="BodyText"/>
+      </w:pPr>
+      <w:r>
+        <w:t xml:space="preserve">OLGA: «Бумага всё стерпит, эксперт — нет». Я держу это двадцать восемь лет: эксперты мне благодарны, а бумага — нет.</w:t>
+      </w:r>
+    </w:p>
+    <w:p>
+      <w:pPr>
+        <w:pStyle w:val="BodyText"/>
+      </w:pPr>
+      <w:r>
+        <w:t xml:space="preserve">RITA: «„Скорее всего” — не процедура». Это придумал Николай Петрович, но держу это я.</w:t>
+      </w:r>
+    </w:p>
+    <w:p>
+      <w:pPr>
+        <w:pStyle w:val="BodyText"/>
+      </w:pPr>
+      <w:r>
+        <w:t xml:space="preserve">VALYA: «Сегодня — отвечаем». Без подписи, все и так знают, чья это строка.</w:t>
+      </w:r>
+    </w:p>
+    <w:p>
+      <w:pPr>
+        <w:pStyle w:val="BodyText"/>
+      </w:pPr>
+      <w:r>
+        <w:t xml:space="preserve">DIMA: «Не продавай то, что не дал бы маме». Это мамина фраза, и я держу её двенадцать лет.</w:t>
+      </w:r>
+    </w:p>
+    <w:p>
+      <w:pPr>
+        <w:pStyle w:val="BodyText"/>
+      </w:pPr>
+      <w:r>
+        <w:t xml:space="preserve">KIRILL: «Я не племянник». Нет, переписываю: «Я — менеджер». Так будет лучше.</w:t>
+      </w:r>
+    </w:p>
+    <w:p>
+      <w:pPr>
+        <w:pStyle w:val="BodyText"/>
+      </w:pPr>
+      <w:r>
+        <w:t xml:space="preserve">KORNILOVA: «Не торопиться». Два слова, и тридцать три года практики за ними.</w:t>
+      </w:r>
+    </w:p>
+    <w:p>
+      <w:pPr>
+        <w:pStyle w:val="BodyText"/>
+      </w:pPr>
+      <w:r>
+        <w:t xml:space="preserve">DOYUN: «Мост держит». По-русски и без всяких субтитров.</w:t>
+      </w:r>
+    </w:p>
+    <w:p>
+      <w:pPr>
+        <w:pStyle w:val="BodyText"/>
+      </w:pPr>
+      <w:r>
+        <w:t xml:space="preserve">SOHEE: «Если не записано — не было». По-корейски и по-русски, на обеих сторонах карточки.</w:t>
+      </w:r>
+    </w:p>
+    <w:p>
+      <w:pPr>
+        <w:pStyle w:val="BodyText"/>
+      </w:pPr>
+      <w:r>
+        <w:t xml:space="preserve">YUN: «Право спрашивать». А ниже, мелко: «Не закрывать».</w:t>
+      </w:r>
+    </w:p>
+    <w:p>
+      <w:pPr>
+        <w:pStyle w:val="BodyText"/>
+      </w:pPr>
+      <w:r>
+        <w:t xml:space="preserve">NIKOLAY: А у меня одно слово: «Ровно». И я нарисовал уровень, пузырь в центре.</w:t>
+      </w:r>
+    </w:p>
+    <w:p>
+      <w:pPr>
+        <w:pStyle w:val="BodyText"/>
+      </w:pPr>
+      <w:r>
+        <w:t xml:space="preserve">MITYA: «Чтобы не сломалось». Я написал крупно, чтобы все прочитали без голоса.</w:t>
+      </w:r>
+    </w:p>
+    <w:p>
+      <w:pPr>
+        <w:pStyle w:val="BodyText"/>
+      </w:pPr>
+      <w:r>
+        <w:t xml:space="preserve">BORIS: «Не продал». Два слова — самые маленькие сорок миллионов в моей жизни.</w:t>
+      </w:r>
+    </w:p>
+    <w:p>
+      <w:pPr>
+        <w:pStyle w:val="BodyText"/>
+      </w:pPr>
+      <w:r>
+        <w:t xml:space="preserve">ZAVODCHIKOV: «Без опозданий», сорок два года. На Урале это и есть слово.</w:t>
+      </w:r>
+    </w:p>
+    <w:p>
+      <w:pPr>
+        <w:pStyle w:val="BodyText"/>
+      </w:pPr>
+      <w:r>
+        <w:t xml:space="preserve">TATYANA: А я ведь не сотрудник. Мне тоже можно написать?</w:t>
+      </w:r>
+    </w:p>
+    <w:p>
+      <w:pPr>
+        <w:pStyle w:val="BodyText"/>
+      </w:pPr>
+      <w:r>
+        <w:t xml:space="preserve">ALEKSEY: Тебе всегда можно, мам, ты же знаешь.</w:t>
+      </w:r>
+    </w:p>
+    <w:p>
+      <w:pPr>
+        <w:pStyle w:val="BodyText"/>
+      </w:pPr>
+      <w:r>
+        <w:t xml:space="preserve">TATYANA: «Пироги — не по договору». Пусть лежит в коробке, рядом с серьёзными.</w:t>
+      </w:r>
+    </w:p>
+    <w:p>
+      <w:pPr>
+        <w:pStyle w:val="BodyText"/>
+      </w:pPr>
+      <w:r>
+        <w:t xml:space="preserve">MITYA: Коробку я сделал из дуба, без гвоздей. Под картонкой есть полка, карточки кладите туда.</w:t>
+      </w:r>
+    </w:p>
+    <w:p>
+      <w:pPr>
+        <w:pStyle w:val="BodyText"/>
+      </w:pPr>
+      <w:r>
+        <w:t xml:space="preserve">OLGA: Опись здесь не нужна, потому что это не капсула, а открытая коробка. Каждый новый сотрудник добавит свою карточку.</w:t>
+      </w:r>
+    </w:p>
+    <w:p>
+      <w:pPr>
+        <w:pStyle w:val="BodyText"/>
+      </w:pPr>
+      <w:r>
+        <w:t xml:space="preserve">IRINA: Нематериальный актив, не продаётся. Так и записываю.</w:t>
+      </w:r>
+    </w:p>
+    <w:p>
+      <w:pPr>
+        <w:pStyle w:val="BodyText"/>
+      </w:pPr>
+      <w:r>
+        <w:t xml:space="preserve">DOYUN: Я переведу президенту: «Не продаётся». Он поймёт.</w:t>
+      </w:r>
+    </w:p>
+    <w:p>
+      <w:pPr>
+        <w:pStyle w:val="BodyText"/>
+      </w:pPr>
+      <w:r>
+        <w:t xml:space="preserve">ALEKSEY: А моя карточка последняя, в две строки: «Давайте по делу» и «Себе — тоже». Одна для работы, другая для жизни.</w:t>
       </w:r>
     </w:p>
     <w:bookmarkEnd w:id="24"/>
@@ -2083,103 +2083,103 @@
         <w:pStyle w:val="FirstParagraph"/>
       </w:pPr>
       <w:r>
-        <w:t xml:space="preserve">ZOYA: Алексей Николаевич, доброе утро. Картонка опять криво. Пылесосили в субботу.</w:t>
-      </w:r>
-    </w:p>
-    <w:p>
-      <w:pPr>
-        <w:pStyle w:val="BodyText"/>
-      </w:pPr>
-      <w:r>
-        <w:t xml:space="preserve">ALEKSEY: Пусть. Криво — значит, настоящая. Марина сказала.</w:t>
-      </w:r>
-    </w:p>
-    <w:p>
-      <w:pPr>
-        <w:pStyle w:val="BodyText"/>
-      </w:pPr>
-      <w:r>
-        <w:t xml:space="preserve">OLGA: Планёрка. Казахстан. Регистрация «Ладоги» — документы поданы в пятницу. Срок — восемь месяцев. Мы это уже проходили.</w:t>
-      </w:r>
-    </w:p>
-    <w:p>
-      <w:pPr>
-        <w:pStyle w:val="BodyText"/>
-      </w:pPr>
-      <w:r>
-        <w:t xml:space="preserve">IRINA: Сибирский хаб. Новосибирск. Кедров предлагает здание. По рыночной аренде. Я посчитала. Двести сорок миллионов.</w:t>
-      </w:r>
-    </w:p>
-    <w:p>
-      <w:pPr>
-        <w:pStyle w:val="BodyText"/>
-      </w:pPr>
-      <w:r>
-        <w:t xml:space="preserve">DOYUN: Почему Новосибирск, а не Омск? Это мой вопрос. Квартальный.</w:t>
-      </w:r>
-    </w:p>
-    <w:p>
-      <w:pPr>
-        <w:pStyle w:val="BodyText"/>
-      </w:pPr>
-      <w:r>
-        <w:t xml:space="preserve">VALYA: Потому что в Омске звонят реже. А из Новосибирска до Томска — четыре часа. Ночью. Я посчитала.</w:t>
-      </w:r>
-    </w:p>
-    <w:p>
-      <w:pPr>
-        <w:pStyle w:val="BodyText"/>
-      </w:pPr>
-      <w:r>
-        <w:t xml:space="preserve">RITA: Лот тридцать восемь. Пришёл в субботу. Николай Петрович проверил в понедельник. Ноль отклонений.</w:t>
-      </w:r>
-    </w:p>
-    <w:p>
-      <w:pPr>
-        <w:pStyle w:val="BodyText"/>
-      </w:pPr>
-      <w:r>
-        <w:t xml:space="preserve">DIMA: «Северная Премиум» — минус два процента за февраль. Не шесть. Врачи возвращаются.</w:t>
-      </w:r>
-    </w:p>
-    <w:p>
-      <w:pPr>
-        <w:pStyle w:val="BodyText"/>
-      </w:pPr>
-      <w:r>
-        <w:t xml:space="preserve">KORNILOVA: Группа в среду. Двадцать врачей. Из Тюмени — четверо. Дорохова прислала.</w:t>
-      </w:r>
-    </w:p>
-    <w:p>
-      <w:pPr>
-        <w:pStyle w:val="BodyText"/>
-      </w:pPr>
-      <w:r>
-        <w:t xml:space="preserve">IRINA: И ещё. Отпуск. Алексей Николаевич. Ваш. Две недели. Апрель. Приказ — ваш собственный. Я проверю.</w:t>
-      </w:r>
-    </w:p>
-    <w:p>
-      <w:pPr>
-        <w:pStyle w:val="BodyText"/>
-      </w:pPr>
-      <w:r>
-        <w:t xml:space="preserve">ALEKSEY: Апрель. Две недели. Записывай. Себе — тоже.</w:t>
-      </w:r>
-    </w:p>
-    <w:p>
-      <w:pPr>
-        <w:pStyle w:val="BodyText"/>
-      </w:pPr>
-      <w:r>
-        <w:t xml:space="preserve">OLGA: Записала. Подпиши. Ровно.</w:t>
-      </w:r>
-    </w:p>
-    <w:p>
-      <w:pPr>
-        <w:pStyle w:val="BodyText"/>
-      </w:pPr>
-      <w:r>
-        <w:t xml:space="preserve">ALEKSEY: Подписываю. Криво. Как всегда.</w:t>
+        <w:t xml:space="preserve">ZOYA: Алексей Николаевич, доброе утро. Картонка опять висит криво: в субботу пылесосили.</w:t>
+      </w:r>
+    </w:p>
+    <w:p>
+      <w:pPr>
+        <w:pStyle w:val="BodyText"/>
+      </w:pPr>
+      <w:r>
+        <w:t xml:space="preserve">ALEKSEY: Пусть висит. Криво — значит, настоящая, так Марина сказала.</w:t>
+      </w:r>
+    </w:p>
+    <w:p>
+      <w:pPr>
+        <w:pStyle w:val="BodyText"/>
+      </w:pPr>
+      <w:r>
+        <w:t xml:space="preserve">OLGA: Планёрка. Казахстан: документы на регистрацию «Ладоги» поданы в пятницу, срок восемь месяцев. Мы это уже проходили.</w:t>
+      </w:r>
+    </w:p>
+    <w:p>
+      <w:pPr>
+        <w:pStyle w:val="BodyText"/>
+      </w:pPr>
+      <w:r>
+        <w:t xml:space="preserve">IRINA: Сибирский хаб в Новосибирске: Кедров предлагает здание по рыночной аренде. Я посчитала: двести сорок миллионов.</w:t>
+      </w:r>
+    </w:p>
+    <w:p>
+      <w:pPr>
+        <w:pStyle w:val="BodyText"/>
+      </w:pPr>
+      <w:r>
+        <w:t xml:space="preserve">DOYUN: Почему Новосибирск, а не Омск? Это мой квартальный вопрос.</w:t>
+      </w:r>
+    </w:p>
+    <w:p>
+      <w:pPr>
+        <w:pStyle w:val="BodyText"/>
+      </w:pPr>
+      <w:r>
+        <w:t xml:space="preserve">VALYA: Потому что из Омска звонят реже, а из Новосибирска до Томска ночью четыре часа. Я посчитала.</w:t>
+      </w:r>
+    </w:p>
+    <w:p>
+      <w:pPr>
+        <w:pStyle w:val="BodyText"/>
+      </w:pPr>
+      <w:r>
+        <w:t xml:space="preserve">RITA: Лот тридцать восемь пришёл в субботу, Николай Петрович проверил его в понедельник: ноль отклонений.</w:t>
+      </w:r>
+    </w:p>
+    <w:p>
+      <w:pPr>
+        <w:pStyle w:val="BodyText"/>
+      </w:pPr>
+      <w:r>
+        <w:t xml:space="preserve">DIMA: «Северная Премиум» дала минус два процента за февраль, а не шесть. Врачи возвращаются.</w:t>
+      </w:r>
+    </w:p>
+    <w:p>
+      <w:pPr>
+        <w:pStyle w:val="BodyText"/>
+      </w:pPr>
+      <w:r>
+        <w:t xml:space="preserve">KORNILOVA: В среду группа из двадцати врачей, четверо из Тюмени. Их прислала Дорохова.</w:t>
+      </w:r>
+    </w:p>
+    <w:p>
+      <w:pPr>
+        <w:pStyle w:val="BodyText"/>
+      </w:pPr>
+      <w:r>
+        <w:t xml:space="preserve">IRINA: И ещё одно: отпуск. Алексей Николаевич, ваш отпуск, две недели в апреле. Приказ ваш собственный, и я проверю.</w:t>
+      </w:r>
+    </w:p>
+    <w:p>
+      <w:pPr>
+        <w:pStyle w:val="BodyText"/>
+      </w:pPr>
+      <w:r>
+        <w:t xml:space="preserve">ALEKSEY: Апрель, две недели. Записывай. Себе — тоже.</w:t>
+      </w:r>
+    </w:p>
+    <w:p>
+      <w:pPr>
+        <w:pStyle w:val="BodyText"/>
+      </w:pPr>
+      <w:r>
+        <w:t xml:space="preserve">OLGA: Записала. Теперь подпиши, только ровно.</w:t>
+      </w:r>
+    </w:p>
+    <w:p>
+      <w:pPr>
+        <w:pStyle w:val="BodyText"/>
+      </w:pPr>
+      <w:r>
+        <w:t xml:space="preserve">ALEKSEY: Подписываю. Криво, как всегда.</w:t>
       </w:r>
     </w:p>
     <w:p>
@@ -2195,7 +2195,7 @@
         <w:pStyle w:val="BodyText"/>
       </w:pPr>
       <w:r>
-        <w:t xml:space="preserve">ALEKSEY: Ну что. Всё на месте. Картонка висит. Давайте по делу.</w:t>
+        <w:t xml:space="preserve">ALEKSEY: Ну что ж, всё на месте, и картонка висит. Давайте по делу.</w:t>
       </w:r>
     </w:p>
     <w:p>
@@ -3034,7 +3034,7 @@
         <w:t xml:space="preserve">“</w:t>
       </w:r>
       <w:r>
-        <w:t xml:space="preserve">Держать слово — это не обещать много. Это сделать то, что сказал. Даже когда никто не узнает. Даже ночью. Даже когда тебе предлагают миллиард шестьсот, чтобы ты его отпустил. Особенно тогда.</w:t>
+        <w:t xml:space="preserve">Держать слово — это не обещать много. Это сделать то, что сказал. Даже когда никто не узнает. Даже ночью. Даже когда устал и хочется всё бросить. Даже когда тебе предлагают миллиард шестьсот, чтобы ты его отпустил. Особенно тогда.</w:t>
       </w:r>
       <w:r>
         <w:t xml:space="preserve">”</w:t>
@@ -3190,19 +3190,19 @@
               <w:jc w:val="left"/>
             </w:pPr>
             <w:r>
-              <w:t xml:space="preserve">Даже когда никто не узнает.</w:t>
-            </w:r>
-          </w:p>
-        </w:tc>
-        <w:tc>
-          <w:tcPr/>
-          <w:p>
-            <w:pPr>
-              <w:pStyle w:val="Compact"/>
-              <w:jc w:val="left"/>
-            </w:pPr>
-            <w:r>
-              <w:t xml:space="preserve">даже когда + 부정</w:t>
+              <w:t xml:space="preserve">Даже когда никто не узнает. Даже ночью.</w:t>
+            </w:r>
+          </w:p>
+        </w:tc>
+        <w:tc>
+          <w:tcPr/>
+          <w:p>
+            <w:pPr>
+              <w:pStyle w:val="Compact"/>
+              <w:jc w:val="left"/>
+            </w:pPr>
+            <w:r>
+              <w:t xml:space="preserve">даже когда + 부정 / даже + 시간</w:t>
             </w:r>
           </w:p>
         </w:tc>
@@ -3228,19 +3228,19 @@
               <w:jc w:val="left"/>
             </w:pPr>
             <w:r>
-              <w:t xml:space="preserve">Даже когда тебе предлагают…, чтобы ты его отпустил.</w:t>
-            </w:r>
-          </w:p>
-        </w:tc>
-        <w:tc>
-          <w:tcPr/>
-          <w:p>
-            <w:pPr>
-              <w:pStyle w:val="Compact"/>
-              <w:jc w:val="left"/>
-            </w:pPr>
-            <w:r>
-              <w:t xml:space="preserve">무인칭 3복 + чтобы 목적절</w:t>
+              <w:t xml:space="preserve">Даже когда устал и хочется всё бросить. Даже когда тебе предлагают…, чтобы ты его отпустил.</w:t>
+            </w:r>
+          </w:p>
+        </w:tc>
+        <w:tc>
+          <w:tcPr/>
+          <w:p>
+            <w:pPr>
+              <w:pStyle w:val="Compact"/>
+              <w:jc w:val="left"/>
+            </w:pPr>
+            <w:r>
+              <w:t xml:space="preserve">무인칭 хочется + 무인칭 3복 + чтобы 목적절</w:t>
             </w:r>
           </w:p>
         </w:tc>
@@ -3302,7 +3302,7 @@
         <w:t xml:space="preserve">“</w:t>
       </w:r>
       <w:r>
-        <w:t xml:space="preserve">… — это не …. Это …. Даже когда …. Даже …. Особенно тогда.</w:t>
+        <w:t xml:space="preserve">… — это не …. Это …. Даже когда …. Даже …. Даже когда …. Особенно тогда.</w:t>
       </w:r>
       <w:r>
         <w:t xml:space="preserve">”</w:t>
@@ -3337,7 +3337,7 @@
         <w:t xml:space="preserve"> </w:t>
       </w:r>
       <w:r>
-        <w:t xml:space="preserve">회사의 핵심 가치 하나를 «… — это не …. Это …»로 정의하고 «Даже когда»로 두 번 확장하는 30~40단어 발화.</w:t>
+        <w:t xml:space="preserve">회사의 핵심 가치 하나를 «… — это не …. Это …»로 정의하고 «Даже когда»로 여러 번 확장하는 35~60단어 발화.</w:t>
       </w:r>
     </w:p>
     <w:bookmarkEnd w:id="30"/>
@@ -3792,119 +3792,119 @@
         <w:pStyle w:val="FirstParagraph"/>
       </w:pPr>
       <w:r>
-        <w:t xml:space="preserve">조야: 다들 자리에 있어요. 여기 120명. 지역은 화면으로요. 우랄, 시베리아, 페테르부르크, 카잔. 원주도요.</w:t>
-      </w:r>
-    </w:p>
-    <w:p>
-      <w:pPr>
-        <w:pStyle w:val="BodyText"/>
-      </w:pPr>
-      <w:r>
-        <w:t xml:space="preserve">올가: 료샤, 얼굴이 하얘. 아침은 먹었어?</w:t>
-      </w:r>
-    </w:p>
-    <w:p>
-      <w:pPr>
-        <w:pStyle w:val="BodyText"/>
-      </w:pPr>
-      <w:r>
-        <w:t xml:space="preserve">알렉세이: 엄마가 먹였어. 피로그로. 새벽 6시에. 그러셨어: 「연설은 배부르게. 배고픈 사람은 예쁘게 말한다」.</w:t>
-      </w:r>
-    </w:p>
-    <w:p>
-      <w:pPr>
-        <w:pStyle w:val="BodyText"/>
-      </w:pPr>
-      <w:r>
-        <w:t xml:space="preserve">이리나: 타티야나 이바노브나 말씀이 맞아. 너한텐 예쁜 말이 필요 없어.</w:t>
-      </w:r>
-    </w:p>
-    <w:p>
-      <w:pPr>
-        <w:pStyle w:val="BodyText"/>
-      </w:pPr>
-      <w:r>
-        <w:t xml:space="preserve">도윤: 회장님은 셋째 줄에 앉아 계세요. 니콜라이 페트로비치 옆에. 혈압을 재고 계세요. 서로서로.</w:t>
-      </w:r>
-    </w:p>
-    <w:p>
-      <w:pPr>
-        <w:pStyle w:val="BodyText"/>
-      </w:pPr>
-      <w:r>
-        <w:t xml:space="preserve">니콜라이: 130. 윤은 128. 또 졌네.</w:t>
-      </w:r>
-    </w:p>
-    <w:p>
-      <w:pPr>
-        <w:pStyle w:val="BodyText"/>
-      </w:pPr>
-      <w:r>
-        <w:t xml:space="preserve">윤: 진 게 아닙니다. 오늘은 시합이 아니에요. 오늘은 — 듣는 날입니다.</w:t>
-      </w:r>
-    </w:p>
-    <w:p>
-      <w:pPr>
-        <w:pStyle w:val="BodyText"/>
-      </w:pPr>
-      <w:r>
-        <w:t xml:space="preserve">발랴: 저는 전화로 들어도 될까요? 지금 라인에 있어요. 밤이 힘들었어요. 출동 세 번. 전부 — 도착했어요.</w:t>
-      </w:r>
-    </w:p>
-    <w:p>
-      <w:pPr>
-        <w:pStyle w:val="BodyText"/>
-      </w:pPr>
-      <w:r>
-        <w:t xml:space="preserve">알렉세이: 물론이죠, 발랴. 당신은 늘 전화 앞이죠. 그게 당신 자리예요.</w:t>
-      </w:r>
-    </w:p>
-    <w:p>
-      <w:pPr>
-        <w:pStyle w:val="BodyText"/>
-      </w:pPr>
-      <w:r>
-        <w:t xml:space="preserve">코르닐로바: 알렉세이, 화면. 보세요.</w:t>
-      </w:r>
-    </w:p>
-    <w:p>
-      <w:pPr>
-        <w:pStyle w:val="BodyText"/>
-      </w:pPr>
-      <w:r>
-        <w:t xml:space="preserve">알렉세이: 할머니. 사진. 누가 찾았어요?</w:t>
-      </w:r>
-    </w:p>
-    <w:p>
-      <w:pPr>
-        <w:pStyle w:val="BodyText"/>
-      </w:pPr>
-      <w:r>
-        <w:t xml:space="preserve">니콜라이: 내가. 어머니 장롱에서. 1980년. 진료소 앞에 서 계셔. 판지를 들고. 아직 반듯한. 새것.</w:t>
-      </w:r>
-    </w:p>
-    <w:p>
-      <w:pPr>
-        <w:pStyle w:val="BodyText"/>
-      </w:pPr>
-      <w:r>
-        <w:t xml:space="preserve">미탸: 제가 사본을 떴어요. 액자도 만들었어요. 참나무. 못 없이.</w:t>
-      </w:r>
-    </w:p>
-    <w:p>
-      <w:pPr>
-        <w:pStyle w:val="BodyText"/>
-      </w:pPr>
-      <w:r>
-        <w:t xml:space="preserve">올가: 판지는 문 위에. 할머니는 화면에. 둘 다 너를 보고 있어. 가.</w:t>
-      </w:r>
-    </w:p>
-    <w:p>
-      <w:pPr>
-        <w:pStyle w:val="BodyText"/>
-      </w:pPr>
-      <w:r>
-        <w:t xml:space="preserve">알렉세이: 간다. 원고 없이. 이라, 그렇게 보지 마. 원고 없이도 — 돼.</w:t>
+        <w:t xml:space="preserve">조야: 다들 자리에 있어요: 여기 120명, 그리고 지역은 화면으로요 — 우랄, 시베리아, 페테르부르크, 카잔. 원주도요.</w:t>
+      </w:r>
+    </w:p>
+    <w:p>
+      <w:pPr>
+        <w:pStyle w:val="BodyText"/>
+      </w:pPr>
+      <w:r>
+        <w:t xml:space="preserve">올가: 료샤, 얼굴이 하얘. 오늘 아침은 먹긴 했어?</w:t>
+      </w:r>
+    </w:p>
+    <w:p>
+      <w:pPr>
+        <w:pStyle w:val="BodyText"/>
+      </w:pPr>
+      <w:r>
+        <w:t xml:space="preserve">알렉세이: 엄마가 새벽 6시에 피로그를 먹이면서 그러셨어: 「연설은 배부르게. 배고픈 사람은 예쁘게 말한다」.</w:t>
+      </w:r>
+    </w:p>
+    <w:p>
+      <w:pPr>
+        <w:pStyle w:val="BodyText"/>
+      </w:pPr>
+      <w:r>
+        <w:t xml:space="preserve">이리나: 타티야나 이바노브나 말씀이 맞아. 너한텐 예쁜 말이 오히려 필요 없어.</w:t>
+      </w:r>
+    </w:p>
+    <w:p>
+      <w:pPr>
+        <w:pStyle w:val="BodyText"/>
+      </w:pPr>
+      <w:r>
+        <w:t xml:space="preserve">도윤: 회장님은 셋째 줄, 니콜라이 페트로비치 옆에 앉아 계세요. 서로 혈압을 재 주고 계세요.</w:t>
+      </w:r>
+    </w:p>
+    <w:p>
+      <w:pPr>
+        <w:pStyle w:val="BodyText"/>
+      </w:pPr>
+      <w:r>
+        <w:t xml:space="preserve">니콜라이: 난 130, 윤은 128. 또 내가 졌네.</w:t>
+      </w:r>
+    </w:p>
+    <w:p>
+      <w:pPr>
+        <w:pStyle w:val="BodyText"/>
+      </w:pPr>
+      <w:r>
+        <w:t xml:space="preserve">윤: 진 게 아닙니다. 오늘은 시합이 아니라, 듣는 날입니다.</w:t>
+      </w:r>
+    </w:p>
+    <w:p>
+      <w:pPr>
+        <w:pStyle w:val="BodyText"/>
+      </w:pPr>
+      <w:r>
+        <w:t xml:space="preserve">발랴: 저는 전화로 들어도 될까요? 지금 라인에 있어요. 밤이 힘들었어요: 출동 세 번, 전부 도착했어요.</w:t>
+      </w:r>
+    </w:p>
+    <w:p>
+      <w:pPr>
+        <w:pStyle w:val="BodyText"/>
+      </w:pPr>
+      <w:r>
+        <w:t xml:space="preserve">알렉세이: 물론이죠, 발랴. 당신은 늘 전화 앞에 있고, 그게 당신 자리예요.</w:t>
+      </w:r>
+    </w:p>
+    <w:p>
+      <w:pPr>
+        <w:pStyle w:val="BodyText"/>
+      </w:pPr>
+      <w:r>
+        <w:t xml:space="preserve">코르닐로바: 알렉세이, 화면 좀 보세요.</w:t>
+      </w:r>
+    </w:p>
+    <w:p>
+      <w:pPr>
+        <w:pStyle w:val="BodyText"/>
+      </w:pPr>
+      <w:r>
+        <w:t xml:space="preserve">알렉세이: 할머니예요, 할머니 사진. 누가 찾았어요?</w:t>
+      </w:r>
+    </w:p>
+    <w:p>
+      <w:pPr>
+        <w:pStyle w:val="BodyText"/>
+      </w:pPr>
+      <w:r>
+        <w:t xml:space="preserve">니콜라이: 내가, 어머니 장롱에서. 1980년: 진료소 앞에서 판지를 들고 서 계셔. 아직 반듯하고 새것인 판지를.</w:t>
+      </w:r>
+    </w:p>
+    <w:p>
+      <w:pPr>
+        <w:pStyle w:val="BodyText"/>
+      </w:pPr>
+      <w:r>
+        <w:t xml:space="preserve">미탸: 제가 사본을 뜨고, 참나무로 못 없이 액자를 만들었어요.</w:t>
+      </w:r>
+    </w:p>
+    <w:p>
+      <w:pPr>
+        <w:pStyle w:val="BodyText"/>
+      </w:pPr>
+      <w:r>
+        <w:t xml:space="preserve">올가: 판지는 문 위에, 할머니는 화면에서, 둘 다 너를 보고 있어. 가.</w:t>
+      </w:r>
+    </w:p>
+    <w:p>
+      <w:pPr>
+        <w:pStyle w:val="BodyText"/>
+      </w:pPr>
+      <w:r>
+        <w:t xml:space="preserve">알렉세이: 간다, 원고 없이. 이라, 그렇게 보지 마, 원고 없이도 돼.</w:t>
       </w:r>
     </w:p>
     <w:bookmarkEnd w:id="33"/>
@@ -3922,7 +3922,7 @@
         <w:pStyle w:val="FirstParagraph"/>
       </w:pPr>
       <w:r>
-        <w:t xml:space="preserve">조야: 조용히. 마이크 켜졌어요. 지역도 — 들려요.</w:t>
+        <w:t xml:space="preserve">조야: 조용히 해 주세요, 마이크 켜졌고, 지역에서도 들려요.</w:t>
       </w:r>
     </w:p>
     <w:p>
@@ -3938,191 +3938,191 @@
         <w:pStyle w:val="BodyText"/>
       </w:pPr>
       <w:r>
-        <w:t xml:space="preserve">파샤: 말했어! 진짜 말했어요!</w:t>
-      </w:r>
-    </w:p>
-    <w:p>
-      <w:pPr>
-        <w:pStyle w:val="BodyText"/>
-      </w:pPr>
-      <w:r>
-        <w:t xml:space="preserve">디마: 10년 동안 — 회의마다. 내기는 내가 이겼다. 키릴, 커피 사.</w:t>
-      </w:r>
-    </w:p>
-    <w:p>
-      <w:pPr>
-        <w:pStyle w:val="BodyText"/>
-      </w:pPr>
-      <w:r>
-        <w:t xml:space="preserve">키릴: 접수. 계약대로.</w:t>
-      </w:r>
-    </w:p>
-    <w:p>
-      <w:pPr>
-        <w:pStyle w:val="BodyText"/>
-      </w:pPr>
-      <w:r>
-        <w:t xml:space="preserve">알렉세이: 네. 「본론으로 갑시다」. 이리나가 어제 그러더군요, 제가 모든 걸 이렇게 시작한다고. 고양이랑 얘기할 때도. 그러니 이렇게 시작하겠습니다. 10년 전 3월, 구세프가 제게 말했습니다: 「소치에 의사 20명. 교육 두 시간. 나머진 바다」. 저는 「아니요」라고 했습니다. 첫 번째였죠. 보리스 이고레비치가 어제 세어 보니: 열 번이었답니다.</w:t>
-      </w:r>
-    </w:p>
-    <w:p>
-      <w:pPr>
-        <w:pStyle w:val="BodyText"/>
-      </w:pPr>
-      <w:r>
-        <w:t xml:space="preserve">보리스: 열 번. 내가 적어 뒀어. 레프가 확인해 줄 거야.</w:t>
-      </w:r>
-    </w:p>
-    <w:p>
-      <w:pPr>
-        <w:pStyle w:val="BodyText"/>
-      </w:pPr>
-      <w:r>
-        <w:t xml:space="preserve">레프: 확인합니다. 무료로.</w:t>
-      </w:r>
-    </w:p>
-    <w:p>
-      <w:pPr>
-        <w:pStyle w:val="BodyText"/>
-      </w:pPr>
-      <w:r>
-        <w:t xml:space="preserve">타티야나: 료셴카, 크게. 셋째 줄에 안 들려.</w:t>
-      </w:r>
-    </w:p>
-    <w:p>
-      <w:pPr>
-        <w:pStyle w:val="BodyText"/>
-      </w:pPr>
-      <w:r>
-        <w:t xml:space="preserve">알렉세이: 그다음 저는 할머니께 갔습니다. 소스놉카로. 할머니는 판지를 주셨습니다. 그러셨죠: 「이건 선물이 아니다. 이건 일이다」. 그땐 몰랐습니다. 선물인 줄 알았어요. 문 위에 걸었습니다. 예쁘게. 비뚤게. 10년째 걸려 있습니다. 그리고 매일 조금씩 더 알게 됩니다. 오늘은 — 가장 많이 압니다. 할머니가 안 계시니까요. 그런데 일은 — 있습니다.</w:t>
-      </w:r>
-    </w:p>
-    <w:p>
-      <w:pPr>
-        <w:pStyle w:val="BodyText"/>
-      </w:pPr>
-      <w:r>
-        <w:t xml:space="preserve">조야: 쉿. 아직 안 끝났어요.</w:t>
-      </w:r>
-    </w:p>
-    <w:p>
-      <w:pPr>
-        <w:pStyle w:val="BodyText"/>
-      </w:pPr>
-      <w:r>
-        <w:t xml:space="preserve">알렉세이: 한 단어에 대해 말하고 싶습니다. 「스보요(своё)」. 사람들은 우리를 「스보요 델로」라고 부릅니다. 마치 그게 — 내 것이라는 뜻인 것처럼. 내 회사. 내 돈. 그런데 1년 반 전 우리는 40퍼센트를 팔았습니다. 보리스 이고레비치와 이리나가 팔았죠. 「세진」에. 그리고 남았습니다. 그러니 「스보요」는 「내 것」이 아닙니다. 그럼 — 뭘까요?</w:t>
-      </w:r>
-    </w:p>
-    <w:p>
-      <w:pPr>
-        <w:pStyle w:val="BodyText"/>
-      </w:pPr>
-      <w:r>
-        <w:t xml:space="preserve">올가: 말해. 넌 알아.</w:t>
-      </w:r>
-    </w:p>
-    <w:p>
-      <w:pPr>
-        <w:pStyle w:val="BodyText"/>
-      </w:pPr>
-      <w:r>
-        <w:t xml:space="preserve">알렉세이: 밤새 생각했어요. 「스보요」는 가진 것이 아니라 책임지는 것. 우리는 러시아에서 책임집니다.</w:t>
-      </w:r>
-    </w:p>
-    <w:p>
-      <w:pPr>
-        <w:pStyle w:val="BodyText"/>
-      </w:pPr>
-      <w:r>
-        <w:t xml:space="preserve">소희: 러시아에서 책임진다. 저는 그 상자에 제일 먼저 서명했어요. 그러니 제 것이기도 해요.</w:t>
-      </w:r>
-    </w:p>
-    <w:p>
-      <w:pPr>
-        <w:pStyle w:val="BodyText"/>
-      </w:pPr>
-      <w:r>
-        <w:t xml:space="preserve">알렉세이: 소희 씨 것도. 라인의 발랴 것도. 미탸 것도. 「스보요」는 — 돈으로 살 수 없는 책임입니다.</w:t>
-      </w:r>
-    </w:p>
-    <w:p>
-      <w:pPr>
-        <w:pStyle w:val="BodyText"/>
-      </w:pPr>
-      <w:r>
-        <w:t xml:space="preserve">미탸: 안 부서졌어. 고치니까. 읽었어요. 입술로.</w:t>
-      </w:r>
-    </w:p>
-    <w:p>
-      <w:pPr>
-        <w:pStyle w:val="BodyText"/>
-      </w:pPr>
-      <w:r>
-        <w:t xml:space="preserve">발랴: 라인에 있어요. 듣고 있어요. 계속하세요.</w:t>
-      </w:r>
-    </w:p>
-    <w:p>
-      <w:pPr>
-        <w:pStyle w:val="BodyText"/>
-      </w:pPr>
-      <w:r>
-        <w:t xml:space="preserve">알렉세이: 우리에게 40억을 제안했습니다. 기억하시죠. 예쁜 말이 여섯 쪽. 「통합」, 「최적화」. 우리는 「받아들일 수 없다」고 했습니다. 적어서가 아닙니다. 그 뒤엔 우리가 책임지는 것이 남지 않았을 테니까요. 밤. 센터. 출하를 멈출 권리를 가진 리타. 상자 위의 필체.</w:t>
-      </w:r>
-    </w:p>
-    <w:p>
-      <w:pPr>
-        <w:pStyle w:val="BodyText"/>
-      </w:pPr>
-      <w:r>
-        <w:t xml:space="preserve">리타: 정지 권한. 저한테 있어요. 5년은 — 계약대로. 그 뒤는 — 판지대로.</w:t>
-      </w:r>
-    </w:p>
-    <w:p>
-      <w:pPr>
-        <w:pStyle w:val="BodyText"/>
-      </w:pPr>
-      <w:r>
-        <w:t xml:space="preserve">이리나: 그리고 정관대로. 내가 확인했어.</w:t>
-      </w:r>
-    </w:p>
-    <w:p>
-      <w:pPr>
-        <w:pStyle w:val="BodyText"/>
-      </w:pPr>
-      <w:r>
-        <w:t xml:space="preserve">알렉세이: 실수도 있었습니다. 아시죠. 8년 5월. 예카테린부르크. 의사가 가지 않았습니다. 약속했고 — 지키지 못했습니다. 할머니가 그때 제게 말씀하셨죠: 「지키지 못한 약속 뒤의 약속은 — 두 번째 거짓말이다. 먼저 — 해라. 그다음엔 입 다물어라」. 우리는 했습니다. 허브. 창문. 46분. 예쁘지 않습니다. 해낸 겁니다.</w:t>
-      </w:r>
-    </w:p>
-    <w:p>
-      <w:pPr>
-        <w:pStyle w:val="BodyText"/>
-      </w:pPr>
-      <w:r>
-        <w:t xml:space="preserve">도로호바: 46분. 어젯밤엔 — 39분. 발랴가 알아요.</w:t>
-      </w:r>
-    </w:p>
-    <w:p>
-      <w:pPr>
-        <w:pStyle w:val="BodyText"/>
-      </w:pPr>
-      <w:r>
-        <w:t xml:space="preserve">발랴: 39분. 첼랴빈스크. 적었어요. 밑줄 그었어요.</w:t>
-      </w:r>
-    </w:p>
-    <w:p>
-      <w:pPr>
-        <w:pStyle w:val="BodyText"/>
-      </w:pPr>
-      <w:r>
-        <w:t xml:space="preserve">알렉세이: 바로 그거예요. 밑줄. 그게 제가 하고 싶었던 말입니다. 한 문장으로. 올가가 어제 그랬습니다: 「한 문장으로 말해」. 할머니는 두 단어로 말씀하셨죠 — 「해를 끼치지 마라」. 저는 그렇게 못 합니다, 저는 깁니다. 하지만 해 보겠습니다. 한 문장으로. 원고 없이. 배부르게, 엄마 말씀대로.</w:t>
-      </w:r>
-    </w:p>
-    <w:p>
-      <w:pPr>
-        <w:pStyle w:val="BodyText"/>
-      </w:pPr>
-      <w:r>
-        <w:t xml:space="preserve">올가: 말해.</w:t>
+        <w:t xml:space="preserve">파샤: 말했어! 진짜 말했어요, 제가 그랬잖아요!</w:t>
+      </w:r>
+    </w:p>
+    <w:p>
+      <w:pPr>
+        <w:pStyle w:val="BodyText"/>
+      </w:pPr>
+      <w:r>
+        <w:t xml:space="preserve">디마: 10년 동안 회의마다 저렇게 시작하셨어요. 내기는 내가 이겼다. 키릴, 커피 사.</w:t>
+      </w:r>
+    </w:p>
+    <w:p>
+      <w:pPr>
+        <w:pStyle w:val="BodyText"/>
+      </w:pPr>
+      <w:r>
+        <w:t xml:space="preserve">키릴: 접수, 계약대로, 공정하게.</w:t>
+      </w:r>
+    </w:p>
+    <w:p>
+      <w:pPr>
+        <w:pStyle w:val="BodyText"/>
+      </w:pPr>
+      <w:r>
+        <w:t xml:space="preserve">알렉세이: 네, 「본론으로 갑시다」. 이리나가 어제 그러더군요, 제가 모든 걸 이렇게 시작한다고, 고양이랑 얘기할 때도요. 그러니 이렇게 시작하겠습니다. 10년 전 3월, 구세프가 제게 말했습니다: 「소치에 의사 20명. 교육 두 시간. 나머진 바다」. 저는 「아니요」라고 했고, 그게 첫 번째였어요. 보리스 이고레비치가 어제 세어 보니 전부 열 번이었답니다.</w:t>
+      </w:r>
+    </w:p>
+    <w:p>
+      <w:pPr>
+        <w:pStyle w:val="BodyText"/>
+      </w:pPr>
+      <w:r>
+        <w:t xml:space="preserve">보리스: 열 번, 내가 적어 뒀어. 레프가 확인해 줄 거야.</w:t>
+      </w:r>
+    </w:p>
+    <w:p>
+      <w:pPr>
+        <w:pStyle w:val="BodyText"/>
+      </w:pPr>
+      <w:r>
+        <w:t xml:space="preserve">레프: 확인합니다, 그것도 무료로.</w:t>
+      </w:r>
+    </w:p>
+    <w:p>
+      <w:pPr>
+        <w:pStyle w:val="BodyText"/>
+      </w:pPr>
+      <w:r>
+        <w:t xml:space="preserve">타티야나: 료셴카, 크게 말해. 셋째 줄에 안 들려.</w:t>
+      </w:r>
+    </w:p>
+    <w:p>
+      <w:pPr>
+        <w:pStyle w:val="BodyText"/>
+      </w:pPr>
+      <w:r>
+        <w:t xml:space="preserve">알렉세이: 그다음 저는 소스놉카의 할머니께 갔고, 할머니는 판지를 주시며 말씀하셨죠: 「이건 선물이 아니다. 이건 일이다」. 그땐 몰랐고, 선물인 줄 알았어요. 문 위에 예쁘게, 비뚤게 걸었고, 10년째 걸려 있습니다. 매일 조금씩 더 알게 되고, 오늘은 가장 많이 압니다. 할머니는 안 계시지만, 일은 있으니까요.</w:t>
+      </w:r>
+    </w:p>
+    <w:p>
+      <w:pPr>
+        <w:pStyle w:val="BodyText"/>
+      </w:pPr>
+      <w:r>
+        <w:t xml:space="preserve">조야: 쉿, 조용히요, 아직 안 끝나셨어요.</w:t>
+      </w:r>
+    </w:p>
+    <w:p>
+      <w:pPr>
+        <w:pStyle w:val="BodyText"/>
+      </w:pPr>
+      <w:r>
+        <w:t xml:space="preserve">알렉세이: 한 단어에 대해 말하고 싶습니다: 「스보요(своё)」. 사람들은 우리를 「스보요 델로」라고 부르죠, 마치 그게 「내 것」이라는 뜻인 것처럼: 내 회사, 내 돈. 그런데 1년 반 전 우리는 40퍼센트를 팔았습니다: 보리스 이고레비치와 이리나가 「세진」에 팔고, 남았죠. 그러니 「스보요」는 「내 것」이 아닙니다. 그럼 그건 뭘까요?</w:t>
+      </w:r>
+    </w:p>
+    <w:p>
+      <w:pPr>
+        <w:pStyle w:val="BodyText"/>
+      </w:pPr>
+      <w:r>
+        <w:t xml:space="preserve">올가: 말해, 료샤. 넌 답을 알잖아.</w:t>
+      </w:r>
+    </w:p>
+    <w:p>
+      <w:pPr>
+        <w:pStyle w:val="BodyText"/>
+      </w:pPr>
+      <w:r>
+        <w:t xml:space="preserve">알렉세이: 밤새 생각했어요. 「스보요」는 가진 것이 아니라 책임지는 것이에요. 우리는 러시아에서 책임집니다.</w:t>
+      </w:r>
+    </w:p>
+    <w:p>
+      <w:pPr>
+        <w:pStyle w:val="BodyText"/>
+      </w:pPr>
+      <w:r>
+        <w:t xml:space="preserve">소희: 「러시아에서 책임진다」. 저는 그 상자에 제일 먼저 서명했으니, 제 것이기도 해요.</w:t>
+      </w:r>
+    </w:p>
+    <w:p>
+      <w:pPr>
+        <w:pStyle w:val="BodyText"/>
+      </w:pPr>
+      <w:r>
+        <w:t xml:space="preserve">알렉세이: 소희 씨 것도 맞아요. 라인의 발랴 것도, 미탸 것도요. 「스보요」는 돈으로 살 수 없는 책임이에요.</w:t>
+      </w:r>
+    </w:p>
+    <w:p>
+      <w:pPr>
+        <w:pStyle w:val="BodyText"/>
+      </w:pPr>
+      <w:r>
+        <w:t xml:space="preserve">미탸: 안 부서졌어요, 제가 고치니까요. 전부 입술로 읽었어요.</w:t>
+      </w:r>
+    </w:p>
+    <w:p>
+      <w:pPr>
+        <w:pStyle w:val="BodyText"/>
+      </w:pPr>
+      <w:r>
+        <w:t xml:space="preserve">발랴: 라인에서 다 듣고 있어요. 계속하세요.</w:t>
+      </w:r>
+    </w:p>
+    <w:p>
+      <w:pPr>
+        <w:pStyle w:val="BodyText"/>
+      </w:pPr>
+      <w:r>
+        <w:t xml:space="preserve">알렉세이: 우리에게 40억을 제안했던 거 기억하시죠: 예쁜 말이 여섯 쪽, 「통합」, 「최적화」. 우리가 「받아들일 수 없다」고 한 건 적어서가 아니라, 그 뒤엔 우리가 책임지는 것이 남지 않았을 테니까요: 밤, 센터, 출하를 멈출 권리를 가진 리타, 상자 위의 필체.</w:t>
+      </w:r>
+    </w:p>
+    <w:p>
+      <w:pPr>
+        <w:pStyle w:val="BodyText"/>
+      </w:pPr>
+      <w:r>
+        <w:t xml:space="preserve">리타: 정지 권한은 저한테 있어요: 5년은 계약대로, 그 뒤는 판지대로.</w:t>
+      </w:r>
+    </w:p>
+    <w:p>
+      <w:pPr>
+        <w:pStyle w:val="BodyText"/>
+      </w:pPr>
+      <w:r>
+        <w:t xml:space="preserve">이리나: 그리고 정관대로도. 내가 직접 확인했어.</w:t>
+      </w:r>
+    </w:p>
+    <w:p>
+      <w:pPr>
+        <w:pStyle w:val="BodyText"/>
+      </w:pPr>
+      <w:r>
+        <w:t xml:space="preserve">알렉세이: 실수도 있었습니다, 아시죠: 8년 5월, 예카테린부르크, 의사가 가지 않았어요. 약속했고 지키지 못했습니다. 할머니가 그때 말씀하셨죠: 「지키지 못한 약속 뒤의 약속은 — 두 번째 거짓말이다. 먼저 — 해라. 그다음엔 입 다물어라」. 그리고 우리는 했습니다: 허브, 창문, 46분. 예쁘지 않습니다. 해낸 겁니다.</w:t>
+      </w:r>
+    </w:p>
+    <w:p>
+      <w:pPr>
+        <w:pStyle w:val="BodyText"/>
+      </w:pPr>
+      <w:r>
+        <w:t xml:space="preserve">도로호바: 46분, 그리고 어젯밤엔 39분이었어요. 발랴가 알아요.</w:t>
+      </w:r>
+    </w:p>
+    <w:p>
+      <w:pPr>
+        <w:pStyle w:val="BodyText"/>
+      </w:pPr>
+      <w:r>
+        <w:t xml:space="preserve">발랴: 39분, 첼랴빈스크. 적고 밑줄 그었어요.</w:t>
+      </w:r>
+    </w:p>
+    <w:p>
+      <w:pPr>
+        <w:pStyle w:val="BodyText"/>
+      </w:pPr>
+      <w:r>
+        <w:t xml:space="preserve">알렉세이: 바로 그거예요, 밑줄. 그게 제가 한 문장으로 하고 싶었던 말이에요, 올가가 어제 「한 문장으로 말해」라고 했으니까요. 할머니는 두 단어로 말씀하셨죠, 「해를 끼치지 마라」. 저는 그렇게 못 하고 길지만, 해 보겠습니다: 한 문장으로, 원고 없이, 엄마 말씀대로 배부르게.</w:t>
+      </w:r>
+    </w:p>
+    <w:p>
+      <w:pPr>
+        <w:pStyle w:val="BodyText"/>
+      </w:pPr>
+      <w:r>
+        <w:t xml:space="preserve">올가: 말해, 다들 듣고 있어.</w:t>
       </w:r>
     </w:p>
     <w:p>
@@ -4138,63 +4138,63 @@
         <w:pStyle w:val="BodyText"/>
       </w:pPr>
       <w:r>
-        <w:t xml:space="preserve">윤: 지킨다. 좋은 말이에요. 냅킨을 쥐듯이. 구기지 않고.</w:t>
-      </w:r>
-    </w:p>
-    <w:p>
-      <w:pPr>
-        <w:pStyle w:val="BodyText"/>
-      </w:pPr>
-      <w:r>
-        <w:t xml:space="preserve">도윤: 회장님이 러시아어로 하셨어요. 저 없이. 처음으로.</w:t>
-      </w:r>
-    </w:p>
-    <w:p>
-      <w:pPr>
-        <w:pStyle w:val="BodyText"/>
-      </w:pPr>
-      <w:r>
-        <w:t xml:space="preserve">알렉세이: 말을 지킨다는 건 많이 약속하는 게 아닙니다. 말한 걸 하는 겁니다. 아무도 모를 때도. 밤에도. 그 말을 놓으라고 16억을 제안할 때도. 그럴 때일수록.</w:t>
-      </w:r>
-    </w:p>
-    <w:p>
-      <w:pPr>
-        <w:pStyle w:val="BodyText"/>
-      </w:pPr>
-      <w:r>
-        <w:t xml:space="preserve">니콜라이: 그럴 때일수록. 내가 — 증인이다. 나는 통조림값에 2년을 입 다물었다. 얘는 — 지켰다. 끝.</w:t>
-      </w:r>
-    </w:p>
-    <w:p>
-      <w:pPr>
-        <w:pStyle w:val="BodyText"/>
-      </w:pPr>
-      <w:r>
-        <w:t xml:space="preserve">타티야나: 콜랴, 울지 마. 기념식이잖아.</w:t>
-      </w:r>
-    </w:p>
-    <w:p>
-      <w:pPr>
-        <w:pStyle w:val="BodyText"/>
-      </w:pPr>
-      <w:r>
-        <w:t xml:space="preserve">알렉세이: 아빠, 고마워요. 그리고 마지막. 할머니는 마지막 밤에 말씀하셨습니다: 「해를 끼치지 마라. 그다음에 — 나머지 전부」. 저는 환자 얘기인 줄 알았습니다. 그것도 맞습니다. 하지만 판지 아래쪽엔 제 글씨로: 「나 자신에게도」. 자신을 해치지 마세요. 주무세요. 엄마 피로그 드세요. 이리나처럼 휴가 가세요. 말을 지키세요 — 하지만 혼자 다 지려 하지 마세요. 그러라고 우리가 함께 있는 겁니다.</w:t>
-      </w:r>
-    </w:p>
-    <w:p>
-      <w:pPr>
-        <w:pStyle w:val="BodyText"/>
-      </w:pPr>
-      <w:r>
-        <w:t xml:space="preserve">이리나: 적는다. 「휴가 가세요」. 이제 대표 지시야. 확인할게.</w:t>
-      </w:r>
-    </w:p>
-    <w:p>
-      <w:pPr>
-        <w:pStyle w:val="BodyText"/>
-      </w:pPr>
-      <w:r>
-        <w:t xml:space="preserve">알렉세이: 이상입니다. 감사합니다. 본론은 — 여기까지.</w:t>
+        <w:t xml:space="preserve">윤: 「지킨다」. 좋은 말이에요: 냅킨을 구기지 않고 쥐듯이.</w:t>
+      </w:r>
+    </w:p>
+    <w:p>
+      <w:pPr>
+        <w:pStyle w:val="BodyText"/>
+      </w:pPr>
+      <w:r>
+        <w:t xml:space="preserve">도윤: 회장님이 저 없이 러시아어로 직접 하셨어요, 평생 처음으로.</w:t>
+      </w:r>
+    </w:p>
+    <w:p>
+      <w:pPr>
+        <w:pStyle w:val="BodyText"/>
+      </w:pPr>
+      <w:r>
+        <w:t xml:space="preserve">알렉세이: 말을 지킨다는 건 많이 약속하는 게 아닙니다. 말한 걸 하는 겁니다. 아무도 모를 때도. 밤에도. 지쳐서 다 내려놓고 싶을 때도. 그 말을 놓으라고 16억을 제안할 때도. 그럴 때일수록.</w:t>
+      </w:r>
+    </w:p>
+    <w:p>
+      <w:pPr>
+        <w:pStyle w:val="BodyText"/>
+      </w:pPr>
+      <w:r>
+        <w:t xml:space="preserve">니콜라이: 그럴 때일수록. 내가 증인이다: 나는 통조림값에 2년을 입 다물었는데, 얘는 지켰다. 끝.</w:t>
+      </w:r>
+    </w:p>
+    <w:p>
+      <w:pPr>
+        <w:pStyle w:val="BodyText"/>
+      </w:pPr>
+      <w:r>
+        <w:t xml:space="preserve">타티야나: 콜랴, 울지 마, 기념식이잖아.</w:t>
+      </w:r>
+    </w:p>
+    <w:p>
+      <w:pPr>
+        <w:pStyle w:val="BodyText"/>
+      </w:pPr>
+      <w:r>
+        <w:t xml:space="preserve">알렉세이: 아빠, 고마워요. 그리고 마지막으로. 할머니는 마지막 밤에 말씀하셨습니다: 「해를 끼치지 마라. 그다음에 — 나머지 전부」. 환자 얘기인 줄 알았고, 그것도 맞습니다. 하지만 판지 아래쪽엔 제 글씨로 「나 자신에게도」라고 쓰여 있어요. 자신을 해치지 마세요: 주무시고, 엄마 피로그 드시고, 이리나처럼 휴가 가세요. 말을 지키세요, 하지만 혼자 다 지려 하지 마세요. 그러라고 우리가 함께 있는 겁니다.</w:t>
+      </w:r>
+    </w:p>
+    <w:p>
+      <w:pPr>
+        <w:pStyle w:val="BodyText"/>
+      </w:pPr>
+      <w:r>
+        <w:t xml:space="preserve">이리나: 적는다: 「휴가 가세요」. 이제 대표 지시고, 내가 확인할 거야.</w:t>
+      </w:r>
+    </w:p>
+    <w:p>
+      <w:pPr>
+        <w:pStyle w:val="BodyText"/>
+      </w:pPr>
+      <w:r>
+        <w:t xml:space="preserve">알렉세이: 이상입니다, 감사합니다. 본론은 여기까지예요.</w:t>
       </w:r>
     </w:p>
     <w:bookmarkEnd w:id="34"/>
@@ -4212,151 +4212,151 @@
         <w:pStyle w:val="FirstParagraph"/>
       </w:pPr>
       <w:r>
-        <w:t xml:space="preserve">조야: 질문? 30분 있어요. 그다음 — 사진. 판지 아래서. 비뚤게.</w:t>
-      </w:r>
-    </w:p>
-    <w:p>
-      <w:pPr>
-        <w:pStyle w:val="BodyText"/>
-      </w:pPr>
-      <w:r>
-        <w:t xml:space="preserve">나스탸: 저 해도 될까요? 저는 나스탸예요, 신입, 라인이요. 약속하면 안 된다면 「말을 지킨다」는 건 무슨 뜻이에요?</w:t>
-      </w:r>
-    </w:p>
-    <w:p>
-      <w:pPr>
-        <w:pStyle w:val="BodyText"/>
-      </w:pPr>
-      <w:r>
-        <w:t xml:space="preserve">알렉세이: 좋은 질문이에요, 나스탸. 10년 중 최고일지도 몰라요. 말을 지킨다는 건 — 이미 하기 시작했을 때만 「하겠다」고 말하는 겁니다. 발랴는 환자에게 절대 「다 괜찮을 거예요」라고 하지 않아요. 「지금 가고 있어요」라고 하죠. 그게 말이에요. 그리고 그 말을 지킵니다.</w:t>
-      </w:r>
-    </w:p>
-    <w:p>
-      <w:pPr>
-        <w:pStyle w:val="BodyText"/>
-      </w:pPr>
-      <w:r>
-        <w:t xml:space="preserve">코르닐로바: 교과서에 실을 답이네요. 6모듈에 가져갈게요.</w:t>
-      </w:r>
-    </w:p>
-    <w:p>
-      <w:pPr>
-        <w:pStyle w:val="BodyText"/>
-      </w:pPr>
-      <w:r>
-        <w:t xml:space="preserve">발랴: 「가고 있어요. 벌써 가고 있어요」. 제가 말하는 그 순간엔 사실이에요. 그러니까 — 해도 돼요.</w:t>
-      </w:r>
-    </w:p>
-    <w:p>
-      <w:pPr>
-        <w:pStyle w:val="BodyText"/>
-      </w:pPr>
-      <w:r>
-        <w:t xml:space="preserve">나스탸: 차가 고장 나면요?</w:t>
-      </w:r>
-    </w:p>
-    <w:p>
-      <w:pPr>
-        <w:pStyle w:val="BodyText"/>
-      </w:pPr>
-      <w:r>
-        <w:t xml:space="preserve">발랴: 그럼 두 번째 차에 전화해. 절차 24번. 그다음엔 — 자보드치코프에게. 겨울 타이어 끼운 분.</w:t>
-      </w:r>
-    </w:p>
-    <w:p>
-      <w:pPr>
-        <w:pStyle w:val="BodyText"/>
-      </w:pPr>
-      <w:r>
-        <w:t xml:space="preserve">자보드치코프: 42년. 지각 없이. 전화해, 아가씨.</w:t>
-      </w:r>
-    </w:p>
-    <w:p>
-      <w:pPr>
-        <w:pStyle w:val="BodyText"/>
-      </w:pPr>
-      <w:r>
-        <w:t xml:space="preserve">나스탸: 감사합니다. 이제 알겠어요. 말이란 — 두 번째가 있을 때예요. 그리고 세 번째도.</w:t>
-      </w:r>
-    </w:p>
-    <w:p>
-      <w:pPr>
-        <w:pStyle w:val="BodyText"/>
-      </w:pPr>
-      <w:r>
-        <w:t xml:space="preserve">파샤: 알렉세이 니콜라예비치, 5년 뒤에 또 팔고 싶어지시면요? 100억을 제안받으면요?</w:t>
-      </w:r>
-    </w:p>
-    <w:p>
-      <w:pPr>
-        <w:pStyle w:val="BodyText"/>
-      </w:pPr>
-      <w:r>
-        <w:t xml:space="preserve">알렉세이: 그럼 도윤이 「왜」라고 묻겠죠 — 이젠 그걸 누구보다 잘해요. 발랴는 「밤이니까」라고 할 거고. 올가는 정관을 보여 주겠죠. 그리고 판지는 문 위에 걸려 있을 겁니다, 비뚤게, 늘 그렇듯. 8항. 아무도 못 뗍니다. 저도. 특히 저는. 이미 팔려고 해 봤고 — 못 했으니까요. 그게 최고의 보증입니다.</w:t>
-      </w:r>
-    </w:p>
-    <w:p>
-      <w:pPr>
-        <w:pStyle w:val="BodyText"/>
-      </w:pPr>
-      <w:r>
-        <w:t xml:space="preserve">도윤: 묻겠습니다. 분기마다. 약속했어요. 아니 — 하고 있어요. 벌써 1년 반째.</w:t>
-      </w:r>
-    </w:p>
-    <w:p>
-      <w:pPr>
-        <w:pStyle w:val="BodyText"/>
-      </w:pPr>
-      <w:r>
-        <w:t xml:space="preserve">올가: 나도. 정관 8항, 알렉세이의 세 가지 조건. 영원히. 모든 참여자의 동의 없이는 쉼표 하나 못 바꿔. 그리고 「세진」은 동의 안 해 — 내가 알아, 그 조건을 직접 제안한 쪽이니까. 료샤가 미쳐서 100억에 팔겠다고 해도. 그럴 때일수록.</w:t>
-      </w:r>
-    </w:p>
-    <w:p>
-      <w:pPr>
-        <w:pStyle w:val="BodyText"/>
-      </w:pPr>
-      <w:r>
-        <w:t xml:space="preserve">윤: 제가 아닙니다. 여러분 대표가 생각해 냈어요. 저는 서명만 했어요. 반듯한 글씨로.</w:t>
-      </w:r>
-    </w:p>
-    <w:p>
-      <w:pPr>
-        <w:pStyle w:val="BodyText"/>
-      </w:pPr>
-      <w:r>
-        <w:t xml:space="preserve">보리스: 확인한다. 내가 거기 있었어. 화상으로, 아침 8시에.</w:t>
-      </w:r>
-    </w:p>
-    <w:p>
-      <w:pPr>
-        <w:pStyle w:val="BodyText"/>
-      </w:pPr>
-      <w:r>
-        <w:t xml:space="preserve">키릴: 영업부 질문이요. 「세베르나야 프레미움」이 20퍼센트 싸요. 고객을 잃고 있어요. 어떻게 하죠?</w:t>
-      </w:r>
-    </w:p>
-    <w:p>
-      <w:pPr>
-        <w:pStyle w:val="BodyText"/>
-      </w:pPr>
-      <w:r>
-        <w:t xml:space="preserve">알렉세이: 가격은 아무것도 하지 마, 키릴. 1루블도 깎지 마. 밤을 해. 볼코프가 20퍼센트 싸게 팔라고 해 — 그건 그의 권리고 그의 시장이야. 우리는 「주사 이후」를 팔아. 어젯밤 39분. 코르닐로바 선생님, 말씀해 주세요 — 의사들은 저보다 선생님을 더 빨리 믿어요.</w:t>
-      </w:r>
-    </w:p>
-    <w:p>
-      <w:pPr>
-        <w:pStyle w:val="BodyText"/>
-      </w:pPr>
-      <w:r>
-        <w:t xml:space="preserve">코르닐로바: 의사는 젤에 돈을 내지 않아요, 키릴. 젤은 다 비슷해요. 새벽 3시에 환자 입술이 하얘질 때 혼자가 아니라는 데 돈을 내요. 그건 20퍼센트 싸게 만들 수 없어요. 20퍼센트 나쁘게만 만들 수 있죠. 그리고 나쁜 건 — 의사가 바로 알아요.</w:t>
-      </w:r>
-    </w:p>
-    <w:p>
-      <w:pPr>
-        <w:pStyle w:val="BodyText"/>
-      </w:pPr>
-      <w:r>
-        <w:t xml:space="preserve">디마: 적는다. 우리 매니저들용. 「20퍼센트 나쁘게」.</w:t>
+        <w:t xml:space="preserve">조야: 질문 있으세요? 30분 있고, 그다음 판지 아래서 비뚤게 사진 찍어요.</w:t>
+      </w:r>
+    </w:p>
+    <w:p>
+      <w:pPr>
+        <w:pStyle w:val="BodyText"/>
+      </w:pPr>
+      <w:r>
+        <w:t xml:space="preserve">나스탸: 저 해도 될까요? 저는 라인 신입 나스탸예요. 약속하면 안 된다면 「말을 지킨다」는 건 무슨 뜻이에요?</w:t>
+      </w:r>
+    </w:p>
+    <w:p>
+      <w:pPr>
+        <w:pStyle w:val="BodyText"/>
+      </w:pPr>
+      <w:r>
+        <w:t xml:space="preserve">알렉세이: 좋은 질문이에요, 나스탸, 어쩌면 10년 중 최고일지도 몰라요. 말을 지킨다는 건 이미 하기 시작했을 때만 「하겠다」고 말하는 거예요. 발랴는 환자에게 절대 「다 괜찮을 거예요」라고 하지 않고, 「지금 가고 있어요」라고 하죠. 그게 말이고, 그 말을 지킵니다.</w:t>
+      </w:r>
+    </w:p>
+    <w:p>
+      <w:pPr>
+        <w:pStyle w:val="BodyText"/>
+      </w:pPr>
+      <w:r>
+        <w:t xml:space="preserve">코르닐로바: 교과서에 실을 답이네요. 괜찮다면 6모듈에 가져갈게요.</w:t>
+      </w:r>
+    </w:p>
+    <w:p>
+      <w:pPr>
+        <w:pStyle w:val="BodyText"/>
+      </w:pPr>
+      <w:r>
+        <w:t xml:space="preserve">발랴: 「가고 있어요. 벌써 가고 있어요」. 제가 말하는 그 순간엔 사실이라서, 그렇게 말해도 돼요.</w:t>
+      </w:r>
+    </w:p>
+    <w:p>
+      <w:pPr>
+        <w:pStyle w:val="BodyText"/>
+      </w:pPr>
+      <w:r>
+        <w:t xml:space="preserve">나스탸: 그런데 가는 길에 차가 고장 나면요, 그땐요?</w:t>
+      </w:r>
+    </w:p>
+    <w:p>
+      <w:pPr>
+        <w:pStyle w:val="BodyText"/>
+      </w:pPr>
+      <w:r>
+        <w:t xml:space="preserve">발랴: 그럼 두 번째 의사에게 전화해, 그게 절차 24번이야. 그다음엔 겨울 타이어 끼운 자보드치코프 씨에게.</w:t>
+      </w:r>
+    </w:p>
+    <w:p>
+      <w:pPr>
+        <w:pStyle w:val="BodyText"/>
+      </w:pPr>
+      <w:r>
+        <w:t xml:space="preserve">자보드치코프: 42년 지각 없이. 언제든 전화해, 아가씨.</w:t>
+      </w:r>
+    </w:p>
+    <w:p>
+      <w:pPr>
+        <w:pStyle w:val="BodyText"/>
+      </w:pPr>
+      <w:r>
+        <w:t xml:space="preserve">나스탸: 감사합니다, 이제 알겠어요. 말이란 두 번째가 있을 때예요, 그리고 세 번째도.</w:t>
+      </w:r>
+    </w:p>
+    <w:p>
+      <w:pPr>
+        <w:pStyle w:val="BodyText"/>
+      </w:pPr>
+      <w:r>
+        <w:t xml:space="preserve">파샤: 알렉세이 니콜라예비치, 5년 뒤에 또 팔고 싶어지시면요? 예를 들어 100억을 제안받으면요?</w:t>
+      </w:r>
+    </w:p>
+    <w:p>
+      <w:pPr>
+        <w:pStyle w:val="BodyText"/>
+      </w:pPr>
+      <w:r>
+        <w:t xml:space="preserve">알렉세이: 그럼 도윤이 「왜」라고 묻겠죠, 이젠 그걸 누구보다 잘하니까요. 발랴는 「밤이니까」라고 하고, 올가는 정관을 보여 주겠죠. 그리고 판지는 늘 그렇듯 문 위에 비뚤게 걸려 있을 거예요. 8항: 아무도 못 뗍니다, 저도요, 특히 저는요. 이미 팔려고 해 봤는데 못 했으니까요. 그게 최고의 보증이에요.</w:t>
+      </w:r>
+    </w:p>
+    <w:p>
+      <w:pPr>
+        <w:pStyle w:val="BodyText"/>
+      </w:pPr>
+      <w:r>
+        <w:t xml:space="preserve">도윤: 묻겠습니다, 분기마다. 약속했… 아니, 이미 1년 반째 하고 있어요.</w:t>
+      </w:r>
+    </w:p>
+    <w:p>
+      <w:pPr>
+        <w:pStyle w:val="BodyText"/>
+      </w:pPr>
+      <w:r>
+        <w:t xml:space="preserve">올가: 나도. 정관 8항, 알렉세이의 세 가지 조건, 영원히: 모든 참여자의 동의 없이는 쉼표 하나 못 바꿔. 그리고 「세진」은 동의 안 해, 내가 알아, 그 조건을 직접 제안한 쪽이니까. 료샤가 미쳐서 100억에 팔겠다고 해도. 그럴 때일수록.</w:t>
+      </w:r>
+    </w:p>
+    <w:p>
+      <w:pPr>
+        <w:pStyle w:val="BodyText"/>
+      </w:pPr>
+      <w:r>
+        <w:t xml:space="preserve">윤: 제가 아니라 여러분 대표가 생각해 냈어요. 저는 반듯한 글씨로 서명만 했어요.</w:t>
+      </w:r>
+    </w:p>
+    <w:p>
+      <w:pPr>
+        <w:pStyle w:val="BodyText"/>
+      </w:pPr>
+      <w:r>
+        <w:t xml:space="preserve">보리스: 확인한다, 내가 거기 있었어, 아침 8시에 화상으로.</w:t>
+      </w:r>
+    </w:p>
+    <w:p>
+      <w:pPr>
+        <w:pStyle w:val="BodyText"/>
+      </w:pPr>
+      <w:r>
+        <w:t xml:space="preserve">키릴: 영업부 질문이에요: 「세베르나야 프레미움」이 20퍼센트 싸서 고객을 잃고 있어요. 어떻게 해야 하죠?</w:t>
+      </w:r>
+    </w:p>
+    <w:p>
+      <w:pPr>
+        <w:pStyle w:val="BodyText"/>
+      </w:pPr>
+      <w:r>
+        <w:t xml:space="preserve">알렉세이: 가격은 아무것도 하지 마, 키릴, 1루블도 깎지 마. 해야 할 건 밤이야. 볼코프가 20퍼센트 싸게 팔라고 해, 그건 그의 권리고 그의 시장이야. 우리는 「주사 이후」를 팔아: 어젯밤 39분. 엘레나 빅토로브나, 말씀해 주세요, 의사들은 저보다 선생님을 더 빨리 믿으니까요.</w:t>
+      </w:r>
+    </w:p>
+    <w:p>
+      <w:pPr>
+        <w:pStyle w:val="BodyText"/>
+      </w:pPr>
+      <w:r>
+        <w:t xml:space="preserve">코르닐로바: 의사는 젤에 돈을 내지 않아요, 키릴, 젤은 다 비슷해요. 새벽 3시에 환자 입술이 하얘질 때 혼자가 아니라는 데 돈을 내요. 그건 20퍼센트 싸게 만들 수 없어요. 20퍼센트 나쁘게만 만들 수 있죠. 그리고 나쁜 건 의사가 바로 알아요.</w:t>
+      </w:r>
+    </w:p>
+    <w:p>
+      <w:pPr>
+        <w:pStyle w:val="BodyText"/>
+      </w:pPr>
+      <w:r>
+        <w:t xml:space="preserve">디마: 우리 매니저들용으로 적는다: 「20퍼센트 나쁘게」.</w:t>
       </w:r>
     </w:p>
     <w:p>
@@ -4372,79 +4372,79 @@
         <w:pStyle w:val="BodyText"/>
       </w:pPr>
       <w:r>
-        <w:t xml:space="preserve">마리나: 페테르부르크에선 — 아무 말도 안 해요. 온도 일지를 보여 주죠.</w:t>
-      </w:r>
-    </w:p>
-    <w:p>
-      <w:pPr>
-        <w:pStyle w:val="BodyText"/>
-      </w:pPr>
-      <w:r>
-        <w:t xml:space="preserve">자보드치코프: 우랄에선 — 창문을 보여 주지. 아래 차가 서 있는.</w:t>
-      </w:r>
-    </w:p>
-    <w:p>
-      <w:pPr>
-        <w:pStyle w:val="BodyText"/>
-      </w:pPr>
-      <w:r>
-        <w:t xml:space="preserve">니콜라이: 나는 엔지니어로 말하지. 곡선을 봐라. 마지막 숫자 말고. 볼코프는 — 좋은 마지막 숫자다.</w:t>
-      </w:r>
-    </w:p>
-    <w:p>
-      <w:pPr>
-        <w:pStyle w:val="BodyText"/>
-      </w:pPr>
-      <w:r>
-        <w:t xml:space="preserve">타티야나: 콜랴, 꼭 공장에 있는 것 같아.</w:t>
-      </w:r>
-    </w:p>
-    <w:p>
-      <w:pPr>
-        <w:pStyle w:val="BodyText"/>
-      </w:pPr>
-      <w:r>
-        <w:t xml:space="preserve">니콜라이: 공장처럼. 다만 이제는 소리 내서 말하지.</w:t>
-      </w:r>
-    </w:p>
-    <w:p>
-      <w:pPr>
-        <w:pStyle w:val="BodyText"/>
-      </w:pPr>
-      <w:r>
-        <w:t xml:space="preserve">조야: 마지막 질문. 화면에서. 예카테린부르크. 크세니야.</w:t>
-      </w:r>
-    </w:p>
-    <w:p>
-      <w:pPr>
-        <w:pStyle w:val="BodyText"/>
-      </w:pPr>
-      <w:r>
-        <w:t xml:space="preserve">크세니야: 안녕하세요. 저는 직원이 아니에요. 환자예요. 크세니야, 예카테린부르크, 바로 그 사람이요. 질문 하나 해도 될까요? 알렉세이 니콜라예비치, 그때 5월에 클리닉에서 제게 말씀하셨죠: 「하겠다고 말하지 않겠습니다. 했다고 말하겠습니다」. 거의 2년이 지났어요. 그래서 뭘 하셨어요?</w:t>
-      </w:r>
-    </w:p>
-    <w:p>
-      <w:pPr>
-        <w:pStyle w:val="BodyText"/>
-      </w:pPr>
-      <w:r>
-        <w:t xml:space="preserve">알렉세이: 예카테린부르크의 창문이요, 1층, 도로 쪽. 밤에 의사 여섯 명: 예카테린부르크, 튜멘, 첼랴빈스크, 페름. 3시간 40분 대신 평균 46분. 어젯밤엔 — 39분. 그리고 일지에서 뜯은 당신의 페이지는 — 돌 속에, 기초 아래 있습니다. 허락하신 대로, 당신 이름과 함께.</w:t>
-      </w:r>
-    </w:p>
-    <w:p>
-      <w:pPr>
-        <w:pStyle w:val="BodyText"/>
-      </w:pPr>
-      <w:r>
-        <w:t xml:space="preserve">크세니야: 봤어요. 감사합니다. 이제 믿어요. 말이 아니라 — 돌을. 그리고 말도 — 조금은.</w:t>
-      </w:r>
-    </w:p>
-    <w:p>
-      <w:pPr>
-        <w:pStyle w:val="BodyText"/>
-      </w:pPr>
-      <w:r>
-        <w:t xml:space="preserve">도로호바: 크세니야, 번호 — 전화기 첫 번째예요. 기억하세요.</w:t>
+        <w:t xml:space="preserve">마리나: 페테르부르크에선 아무 말도 안 하고, 그냥 온도 일지를 보여 주죠.</w:t>
+      </w:r>
+    </w:p>
+    <w:p>
+      <w:pPr>
+        <w:pStyle w:val="BodyText"/>
+      </w:pPr>
+      <w:r>
+        <w:t xml:space="preserve">자보드치코프: 우랄에선 창문을 보여 주지, 아래 차가 서 있는.</w:t>
+      </w:r>
+    </w:p>
+    <w:p>
+      <w:pPr>
+        <w:pStyle w:val="BodyText"/>
+      </w:pPr>
+      <w:r>
+        <w:t xml:space="preserve">니콜라이: 나는 엔지니어로서 말하지: 마지막 숫자 말고 곡선을 봐라. 볼코프는 좋은 마지막 숫자다.</w:t>
+      </w:r>
+    </w:p>
+    <w:p>
+      <w:pPr>
+        <w:pStyle w:val="BodyText"/>
+      </w:pPr>
+      <w:r>
+        <w:t xml:space="preserve">타티야나: 콜랴, 꼭 공장에서 말하는 것 같아.</w:t>
+      </w:r>
+    </w:p>
+    <w:p>
+      <w:pPr>
+        <w:pStyle w:val="BodyText"/>
+      </w:pPr>
+      <w:r>
+        <w:t xml:space="preserve">니콜라이: 공장처럼, 다만 이제는 소리 내서 말하지.</w:t>
+      </w:r>
+    </w:p>
+    <w:p>
+      <w:pPr>
+        <w:pStyle w:val="BodyText"/>
+      </w:pPr>
+      <w:r>
+        <w:t xml:space="preserve">조야: 그리고 마지막 질문, 화면에서: 예카테린부르크, 크세니야.</w:t>
+      </w:r>
+    </w:p>
+    <w:p>
+      <w:pPr>
+        <w:pStyle w:val="BodyText"/>
+      </w:pPr>
+      <w:r>
+        <w:t xml:space="preserve">크세니야: 안녕하세요. 저는 직원이 아니라 환자예요, 예카테린부르크의 바로 그 크세니야. 질문 하나 해도 될까요? 알렉세이 니콜라예비치, 그때 5월에 클리닉에서 제게 말씀하셨죠: 「하겠다고 말하지 않겠습니다. 했다고 말하겠습니다」. 거의 2년이 지났어요. 그래서 뭘 하셨어요?</w:t>
+      </w:r>
+    </w:p>
+    <w:p>
+      <w:pPr>
+        <w:pStyle w:val="BodyText"/>
+      </w:pPr>
+      <w:r>
+        <w:t xml:space="preserve">알렉세이: 예카테린부르크 1층, 도로 쪽 창문이요. 밤에 의사 여섯 명: 예카테린부르크, 튜멘, 첼랴빈스크, 페름. 3시간 40분 대신 평균 46분, 어젯밤엔 39분. 그리고 일지에서 뜯은 당신의 페이지는 허락하신 대로 당신 이름과 함께 기초 아래 돌 속에 있어요.</w:t>
+      </w:r>
+    </w:p>
+    <w:p>
+      <w:pPr>
+        <w:pStyle w:val="BodyText"/>
+      </w:pPr>
+      <w:r>
+        <w:t xml:space="preserve">크세니야: 봤어요, 감사합니다. 이제 믿어요. 말이 아니라 — 돌을. 그리고 말도, 조금은.</w:t>
+      </w:r>
+    </w:p>
+    <w:p>
+      <w:pPr>
+        <w:pStyle w:val="BodyText"/>
+      </w:pPr>
+      <w:r>
+        <w:t xml:space="preserve">도로호바: 크세니야, 번호는 전화기 첫 번째예요. 기억하세요.</w:t>
       </w:r>
     </w:p>
     <w:bookmarkEnd w:id="35"/>
@@ -4462,39 +4462,39 @@
         <w:pStyle w:val="FirstParagraph"/>
       </w:pPr>
       <w:r>
-        <w:t xml:space="preserve">알렉세이: 부탁 하나. 마지막. 카드를 드세요. 흰색. 조야가 나눠 드렸어요.</w:t>
-      </w:r>
-    </w:p>
-    <w:p>
-      <w:pPr>
-        <w:pStyle w:val="BodyText"/>
-      </w:pPr>
-      <w:r>
-        <w:t xml:space="preserve">조야: 120장. 손님 몫도. 펜도. 파란색. 베라 파블로브나처럼.</w:t>
-      </w:r>
-    </w:p>
-    <w:p>
-      <w:pPr>
-        <w:pStyle w:val="BodyText"/>
-      </w:pPr>
-      <w:r>
-        <w:t xml:space="preserve">알렉세이: 한 줄. 자기 말. 약속 말고. 이미 하고 있는 것.</w:t>
-      </w:r>
-    </w:p>
-    <w:p>
-      <w:pPr>
-        <w:pStyle w:val="BodyText"/>
-      </w:pPr>
-      <w:r>
-        <w:t xml:space="preserve">이리나: 내가 — 첫 번째. 「서류는요?」 10년 지켰어. 앞으로도 지킬 거야.</w:t>
-      </w:r>
-    </w:p>
-    <w:p>
-      <w:pPr>
-        <w:pStyle w:val="BodyText"/>
-      </w:pPr>
-      <w:r>
-        <w:t xml:space="preserve">올가: 「종이는 다 참지만, 감정관은 안 참는다」. 28년 지켰어. 감정관들은 고마워해. 종이는 — 아니고.</w:t>
+        <w:t xml:space="preserve">알렉세이: 그리고 마지막 부탁 하나. 조야가 나눠 드린 흰 카드를 드세요.</w:t>
+      </w:r>
+    </w:p>
+    <w:p>
+      <w:pPr>
+        <w:pStyle w:val="BodyText"/>
+      </w:pPr>
+      <w:r>
+        <w:t xml:space="preserve">조야: 120장, 손님 몫도 있고, 펜은 베라 파블로브나처럼 파란색이에요.</w:t>
+      </w:r>
+    </w:p>
+    <w:p>
+      <w:pPr>
+        <w:pStyle w:val="BodyText"/>
+      </w:pPr>
+      <w:r>
+        <w:t xml:space="preserve">알렉세이: 한 줄, 자기 말을 쓰세요. 약속 말고, 이미 하고 있는 것을요.</w:t>
+      </w:r>
+    </w:p>
+    <w:p>
+      <w:pPr>
+        <w:pStyle w:val="BodyText"/>
+      </w:pPr>
+      <w:r>
+        <w:t xml:space="preserve">이리나: 내가 첫 번째: 「서류는요?」 10년 지켰고, 앞으로도 지킬 거야.</w:t>
+      </w:r>
+    </w:p>
+    <w:p>
+      <w:pPr>
+        <w:pStyle w:val="BodyText"/>
+      </w:pPr>
+      <w:r>
+        <w:t xml:space="preserve">올가: 「종이는 다 참지만, 감정관은 안 참는다」. 28년 지켰어: 감정관들은 고마워하는데, 종이는 아니고.</w:t>
       </w:r>
     </w:p>
     <w:p>
@@ -4514,55 +4514,55 @@
         <w:t xml:space="preserve">”</w:t>
       </w:r>
       <w:r>
-        <w:t xml:space="preserve">는 절차가 아니다」. 니콜라이 페트로비치가 만드신 거예요. 지키는 건 저고요.</w:t>
-      </w:r>
-    </w:p>
-    <w:p>
-      <w:pPr>
-        <w:pStyle w:val="BodyText"/>
-      </w:pPr>
-      <w:r>
-        <w:t xml:space="preserve">발랴: 「오늘은 — 책임진다」. 서명 없이. 누구 건지 다 알아요.</w:t>
-      </w:r>
-    </w:p>
-    <w:p>
-      <w:pPr>
-        <w:pStyle w:val="BodyText"/>
-      </w:pPr>
-      <w:r>
-        <w:t xml:space="preserve">디마: 「엄마에게 안 줄 건 팔지 마라」. 엄마 말씀. 12년 지켰어.</w:t>
-      </w:r>
-    </w:p>
-    <w:p>
-      <w:pPr>
-        <w:pStyle w:val="BodyText"/>
-      </w:pPr>
-      <w:r>
-        <w:t xml:space="preserve">키릴: 「나는 조카가 아니다」. 아니 — 다시 쓸게요. 「나는 매니저다」. 이게 낫네요.</w:t>
-      </w:r>
-    </w:p>
-    <w:p>
-      <w:pPr>
-        <w:pStyle w:val="BodyText"/>
-      </w:pPr>
-      <w:r>
-        <w:t xml:space="preserve">코르닐로바: 「서두르지 마라」. 두 단어. 33년.</w:t>
-      </w:r>
-    </w:p>
-    <w:p>
-      <w:pPr>
-        <w:pStyle w:val="BodyText"/>
-      </w:pPr>
-      <w:r>
-        <w:t xml:space="preserve">도윤: 「다리는 버틴다」. 러시아어로. 자막 없이.</w:t>
-      </w:r>
-    </w:p>
-    <w:p>
-      <w:pPr>
-        <w:pStyle w:val="BodyText"/>
-      </w:pPr>
-      <w:r>
-        <w:t xml:space="preserve">소희: 「기록되지 않으면 없었던 것」. 한국어와 러시아어로. 카드 양면에.</w:t>
+        <w:t xml:space="preserve">는 절차가 아니다」. 니콜라이 페트로비치가 만드신 말이지만, 지키는 건 저예요.</w:t>
+      </w:r>
+    </w:p>
+    <w:p>
+      <w:pPr>
+        <w:pStyle w:val="BodyText"/>
+      </w:pPr>
+      <w:r>
+        <w:t xml:space="preserve">발랴: 「오늘은 — 책임진다」. 서명 없이요, 누구 줄인지 다들 아니까.</w:t>
+      </w:r>
+    </w:p>
+    <w:p>
+      <w:pPr>
+        <w:pStyle w:val="BodyText"/>
+      </w:pPr>
+      <w:r>
+        <w:t xml:space="preserve">디마: 「엄마에게 안 줄 건 팔지 마라」. 엄마 말씀이고, 12년째 지키고 있어.</w:t>
+      </w:r>
+    </w:p>
+    <w:p>
+      <w:pPr>
+        <w:pStyle w:val="BodyText"/>
+      </w:pPr>
+      <w:r>
+        <w:t xml:space="preserve">키릴: 「나는 조카가 아니다」. 아니, 다시 쓸게요: 「나는 매니저다」. 이게 더 낫네요.</w:t>
+      </w:r>
+    </w:p>
+    <w:p>
+      <w:pPr>
+        <w:pStyle w:val="BodyText"/>
+      </w:pPr>
+      <w:r>
+        <w:t xml:space="preserve">코르닐로바: 「서두르지 마라」. 두 단어, 그 뒤에 33년의 진료.</w:t>
+      </w:r>
+    </w:p>
+    <w:p>
+      <w:pPr>
+        <w:pStyle w:val="BodyText"/>
+      </w:pPr>
+      <w:r>
+        <w:t xml:space="preserve">도윤: 「다리는 버틴다」. 러시아어로, 자막 하나 없이.</w:t>
+      </w:r>
+    </w:p>
+    <w:p>
+      <w:pPr>
+        <w:pStyle w:val="BodyText"/>
+      </w:pPr>
+      <w:r>
+        <w:t xml:space="preserve">소희: 「기록되지 않으면 없었던 것」. 한국어와 러시아어로, 카드 양면에.</w:t>
       </w:r>
     </w:p>
     <w:p>
@@ -4578,95 +4578,95 @@
         <w:pStyle w:val="BodyText"/>
       </w:pPr>
       <w:r>
-        <w:t xml:space="preserve">니콜라이: 한 단어. 「반듯하게」. 수평계도 그렸어. 기포는 가운데.</w:t>
-      </w:r>
-    </w:p>
-    <w:p>
-      <w:pPr>
-        <w:pStyle w:val="BodyText"/>
-      </w:pPr>
-      <w:r>
-        <w:t xml:space="preserve">미탸: 「부서지지 않게」. 크게 썼어요. 다들 읽게요. 목소리 없이.</w:t>
-      </w:r>
-    </w:p>
-    <w:p>
-      <w:pPr>
-        <w:pStyle w:val="BodyText"/>
-      </w:pPr>
-      <w:r>
-        <w:t xml:space="preserve">보리스: 「안 팔았다」. 두 단어. 내 인생에서 가장 작은 4천만.</w:t>
-      </w:r>
-    </w:p>
-    <w:p>
-      <w:pPr>
-        <w:pStyle w:val="BodyText"/>
-      </w:pPr>
-      <w:r>
-        <w:t xml:space="preserve">자보드치코프: 「지각 없이」. 42년. 우랄에선 그게 — 말이야.</w:t>
-      </w:r>
-    </w:p>
-    <w:p>
-      <w:pPr>
-        <w:pStyle w:val="BodyText"/>
-      </w:pPr>
-      <w:r>
-        <w:t xml:space="preserve">타티야나: 난 — 직원이 아닌데. 나도 돼?</w:t>
-      </w:r>
-    </w:p>
-    <w:p>
-      <w:pPr>
-        <w:pStyle w:val="BodyText"/>
-      </w:pPr>
-      <w:r>
-        <w:t xml:space="preserve">알렉세이: 엄마는 — 언제나 돼요.</w:t>
-      </w:r>
-    </w:p>
-    <w:p>
-      <w:pPr>
-        <w:pStyle w:val="BodyText"/>
-      </w:pPr>
-      <w:r>
-        <w:t xml:space="preserve">타티야나: 「피로그는 — 계약이 아니다」. 상자에 넣어 둬. 진지한 것들 옆에.</w:t>
-      </w:r>
-    </w:p>
-    <w:p>
-      <w:pPr>
-        <w:pStyle w:val="BodyText"/>
-      </w:pPr>
-      <w:r>
-        <w:t xml:space="preserve">미탸: 상자. 제가 만들었어요. 참나무. 못 없이. 판지 아래 — 선반. 카드는 — 거기로.</w:t>
-      </w:r>
-    </w:p>
-    <w:p>
-      <w:pPr>
-        <w:pStyle w:val="BodyText"/>
-      </w:pPr>
-      <w:r>
-        <w:t xml:space="preserve">올가: 목록은 — 필요 없어. 이건 캡슐이 아니야. 이건 — 열린 상자야. 새 직원마다 자기 걸 넣을 거야.</w:t>
-      </w:r>
-    </w:p>
-    <w:p>
-      <w:pPr>
-        <w:pStyle w:val="BodyText"/>
-      </w:pPr>
-      <w:r>
-        <w:t xml:space="preserve">이리나: 무형 자산. 팔지 않음. 기록한다.</w:t>
-      </w:r>
-    </w:p>
-    <w:p>
-      <w:pPr>
-        <w:pStyle w:val="BodyText"/>
-      </w:pPr>
-      <w:r>
-        <w:t xml:space="preserve">도윤: 회장님께 통역할게요: 「팔지 않음」. 아실 거예요.</w:t>
-      </w:r>
-    </w:p>
-    <w:p>
-      <w:pPr>
-        <w:pStyle w:val="BodyText"/>
-      </w:pPr>
-      <w:r>
-        <w:t xml:space="preserve">알렉세이: 그리고 제 건 — 마지막. 두 줄. 「본론으로 갑시다」. 그리고 「나 자신에게도」. 하나는 — 일에. 다른 하나는 — 삶에.</w:t>
+        <w:t xml:space="preserve">니콜라이: 난 한 단어: 「반듯하게」. 수평계도 그렸어, 기포는 가운데.</w:t>
+      </w:r>
+    </w:p>
+    <w:p>
+      <w:pPr>
+        <w:pStyle w:val="BodyText"/>
+      </w:pPr>
+      <w:r>
+        <w:t xml:space="preserve">미탸: 「부서지지 않게」. 다들 목소리 없이 읽을 수 있게 크게 썼어요.</w:t>
+      </w:r>
+    </w:p>
+    <w:p>
+      <w:pPr>
+        <w:pStyle w:val="BodyText"/>
+      </w:pPr>
+      <w:r>
+        <w:t xml:space="preserve">보리스: 「안 팔았다」. 두 단어, 내 인생에서 가장 작은 4천만.</w:t>
+      </w:r>
+    </w:p>
+    <w:p>
+      <w:pPr>
+        <w:pStyle w:val="BodyText"/>
+      </w:pPr>
+      <w:r>
+        <w:t xml:space="preserve">자보드치코프: 「지각 없이」, 42년. 우랄에선 그게 바로 말이야.</w:t>
+      </w:r>
+    </w:p>
+    <w:p>
+      <w:pPr>
+        <w:pStyle w:val="BodyText"/>
+      </w:pPr>
+      <w:r>
+        <w:t xml:space="preserve">타티야나: 난 직원이 아닌데. 나도 써도 돼?</w:t>
+      </w:r>
+    </w:p>
+    <w:p>
+      <w:pPr>
+        <w:pStyle w:val="BodyText"/>
+      </w:pPr>
+      <w:r>
+        <w:t xml:space="preserve">알렉세이: 엄마는 언제나 돼요, 알잖아요.</w:t>
+      </w:r>
+    </w:p>
+    <w:p>
+      <w:pPr>
+        <w:pStyle w:val="BodyText"/>
+      </w:pPr>
+      <w:r>
+        <w:t xml:space="preserve">타티야나: 「피로그는 — 계약이 아니다」. 상자에, 진지한 것들 옆에 넣어 둬.</w:t>
+      </w:r>
+    </w:p>
+    <w:p>
+      <w:pPr>
+        <w:pStyle w:val="BodyText"/>
+      </w:pPr>
+      <w:r>
+        <w:t xml:space="preserve">미탸: 상자는 제가 참나무로, 못 없이 만들었어요. 판지 아래 선반이 있으니 카드는 거기 넣으세요.</w:t>
+      </w:r>
+    </w:p>
+    <w:p>
+      <w:pPr>
+        <w:pStyle w:val="BodyText"/>
+      </w:pPr>
+      <w:r>
+        <w:t xml:space="preserve">올가: 목록은 필요 없어, 이건 캡슐이 아니라 열린 상자니까. 새 직원마다 자기 카드를 넣을 거야.</w:t>
+      </w:r>
+    </w:p>
+    <w:p>
+      <w:pPr>
+        <w:pStyle w:val="BodyText"/>
+      </w:pPr>
+      <w:r>
+        <w:t xml:space="preserve">이리나: 무형 자산, 팔지 않음. 그렇게 기록한다.</w:t>
+      </w:r>
+    </w:p>
+    <w:p>
+      <w:pPr>
+        <w:pStyle w:val="BodyText"/>
+      </w:pPr>
+      <w:r>
+        <w:t xml:space="preserve">도윤: 회장님께 「팔지 않음」이라고 통역할게요. 아실 거예요.</w:t>
+      </w:r>
+    </w:p>
+    <w:p>
+      <w:pPr>
+        <w:pStyle w:val="BodyText"/>
+      </w:pPr>
+      <w:r>
+        <w:t xml:space="preserve">알렉세이: 그리고 제 카드가 마지막이에요, 두 줄로: 「본론으로 갑시다」와 「나 자신에게도」. 하나는 일에, 다른 하나는 삶에.</w:t>
       </w:r>
     </w:p>
     <w:bookmarkEnd w:id="36"/>
@@ -4684,103 +4684,103 @@
         <w:pStyle w:val="FirstParagraph"/>
       </w:pPr>
       <w:r>
-        <w:t xml:space="preserve">조야: 알렉세이 니콜라예비치, 좋은 아침이에요. 판지가 또 비뚤어요. 토요일에 청소기를 돌렸거든요.</w:t>
-      </w:r>
-    </w:p>
-    <w:p>
-      <w:pPr>
-        <w:pStyle w:val="BodyText"/>
-      </w:pPr>
-      <w:r>
-        <w:t xml:space="preserve">알렉세이: 그냥 둬요. 비뚤다 — 그러니까 진짜다. 마리나가 그랬어요.</w:t>
-      </w:r>
-    </w:p>
-    <w:p>
-      <w:pPr>
-        <w:pStyle w:val="BodyText"/>
-      </w:pPr>
-      <w:r>
-        <w:t xml:space="preserve">올가: 회의. 카자흐스탄. 「라도가」 등록 — 금요일에 서류 제출했어. 기한 — 8개월. 우리 이미 해 본 거야.</w:t>
-      </w:r>
-    </w:p>
-    <w:p>
-      <w:pPr>
-        <w:pStyle w:val="BodyText"/>
-      </w:pPr>
-      <w:r>
-        <w:t xml:space="preserve">이리나: 시베리아 허브. 노보시비르스크. 케드로프가 건물을 제안했어. 시장 임대료로. 계산해 봤어. 2억 4천만.</w:t>
-      </w:r>
-    </w:p>
-    <w:p>
-      <w:pPr>
-        <w:pStyle w:val="BodyText"/>
-      </w:pPr>
-      <w:r>
-        <w:t xml:space="preserve">도윤: 왜 옴스크가 아니라 노보시비르스크죠? 제 질문이에요. 분기 질문.</w:t>
-      </w:r>
-    </w:p>
-    <w:p>
-      <w:pPr>
-        <w:pStyle w:val="BodyText"/>
-      </w:pPr>
-      <w:r>
-        <w:t xml:space="preserve">발랴: 옴스크는 전화가 덜 오니까요. 그리고 노보시비르스크에서 톰스크까지 — 네 시간. 밤에. 계산했어요.</w:t>
-      </w:r>
-    </w:p>
-    <w:p>
-      <w:pPr>
-        <w:pStyle w:val="BodyText"/>
-      </w:pPr>
-      <w:r>
-        <w:t xml:space="preserve">리타: 38번 로트. 토요일에 왔어요. 니콜라이 페트로비치가 월요일에 검사했어요. 편차 0.</w:t>
-      </w:r>
-    </w:p>
-    <w:p>
-      <w:pPr>
-        <w:pStyle w:val="BodyText"/>
-      </w:pPr>
-      <w:r>
-        <w:t xml:space="preserve">디마: 「세베르나야 프레미움」 — 2월 마이너스 2퍼센트. 6이 아니라. 의사들이 돌아오고 있어요.</w:t>
-      </w:r>
-    </w:p>
-    <w:p>
-      <w:pPr>
-        <w:pStyle w:val="BodyText"/>
-      </w:pPr>
-      <w:r>
-        <w:t xml:space="preserve">코르닐로바: 수요일 그룹. 의사 20명. 튜멘에서 — 넷. 도로호바가 보냈어요.</w:t>
-      </w:r>
-    </w:p>
-    <w:p>
-      <w:pPr>
-        <w:pStyle w:val="BodyText"/>
-      </w:pPr>
-      <w:r>
-        <w:t xml:space="preserve">이리나: 그리고 하나 더. 휴가. 알렉세이 니콜라예비치. 당신 거. 2주. 4월. 지시는 — 당신이 직접 내린 거야. 확인할게.</w:t>
-      </w:r>
-    </w:p>
-    <w:p>
-      <w:pPr>
-        <w:pStyle w:val="BodyText"/>
-      </w:pPr>
-      <w:r>
-        <w:t xml:space="preserve">알렉세이: 4월. 2주. 적어. 나 자신에게도.</w:t>
-      </w:r>
-    </w:p>
-    <w:p>
-      <w:pPr>
-        <w:pStyle w:val="BodyText"/>
-      </w:pPr>
-      <w:r>
-        <w:t xml:space="preserve">올가: 적었어. 서명해. 반듯하게.</w:t>
-      </w:r>
-    </w:p>
-    <w:p>
-      <w:pPr>
-        <w:pStyle w:val="BodyText"/>
-      </w:pPr>
-      <w:r>
-        <w:t xml:space="preserve">알렉세이: 서명한다. 비뚤게. 늘 그렇듯.</w:t>
+        <w:t xml:space="preserve">조야: 알렉세이 니콜라예비치, 좋은 아침이에요. 판지가 또 비뚤어요, 토요일에 청소기를 돌렸거든요.</w:t>
+      </w:r>
+    </w:p>
+    <w:p>
+      <w:pPr>
+        <w:pStyle w:val="BodyText"/>
+      </w:pPr>
+      <w:r>
+        <w:t xml:space="preserve">알렉세이: 그냥 둬요. 비뚤다 — 그러니까 진짜다, 마리나가 그랬어요.</w:t>
+      </w:r>
+    </w:p>
+    <w:p>
+      <w:pPr>
+        <w:pStyle w:val="BodyText"/>
+      </w:pPr>
+      <w:r>
+        <w:t xml:space="preserve">올가: 회의. 카자흐스탄: 「라도가」 등록 서류는 금요일에 제출했고, 기한은 8개월. 우리 이미 해 본 거야.</w:t>
+      </w:r>
+    </w:p>
+    <w:p>
+      <w:pPr>
+        <w:pStyle w:val="BodyText"/>
+      </w:pPr>
+      <w:r>
+        <w:t xml:space="preserve">이리나: 노보시비르스크 시베리아 허브: 케드로프가 시장 임대료로 건물을 제안했어. 계산해 보니 2억 4천만.</w:t>
+      </w:r>
+    </w:p>
+    <w:p>
+      <w:pPr>
+        <w:pStyle w:val="BodyText"/>
+      </w:pPr>
+      <w:r>
+        <w:t xml:space="preserve">도윤: 왜 옴스크가 아니라 노보시비르스크죠? 제 분기 질문이에요.</w:t>
+      </w:r>
+    </w:p>
+    <w:p>
+      <w:pPr>
+        <w:pStyle w:val="BodyText"/>
+      </w:pPr>
+      <w:r>
+        <w:t xml:space="preserve">발랴: 옴스크에선 전화가 덜 오고, 노보시비르스크에서 톰스크까지는 밤에 네 시간이니까요. 계산했어요.</w:t>
+      </w:r>
+    </w:p>
+    <w:p>
+      <w:pPr>
+        <w:pStyle w:val="BodyText"/>
+      </w:pPr>
+      <w:r>
+        <w:t xml:space="preserve">리타: 38번 로트가 토요일에 왔고, 니콜라이 페트로비치가 월요일에 검사했어요: 편차 0.</w:t>
+      </w:r>
+    </w:p>
+    <w:p>
+      <w:pPr>
+        <w:pStyle w:val="BodyText"/>
+      </w:pPr>
+      <w:r>
+        <w:t xml:space="preserve">디마: 「세베르나야 프레미움」 때문에 2월은 6이 아니라 마이너스 2퍼센트였어요. 의사들이 돌아오고 있어요.</w:t>
+      </w:r>
+    </w:p>
+    <w:p>
+      <w:pPr>
+        <w:pStyle w:val="BodyText"/>
+      </w:pPr>
+      <w:r>
+        <w:t xml:space="preserve">코르닐로바: 수요일에 의사 20명 그룹, 그중 튜멘에서 넷. 도로호바가 보냈어요.</w:t>
+      </w:r>
+    </w:p>
+    <w:p>
+      <w:pPr>
+        <w:pStyle w:val="BodyText"/>
+      </w:pPr>
+      <w:r>
+        <w:t xml:space="preserve">이리나: 그리고 하나 더: 휴가요. 알렉세이 니콜라예비치, 당신 휴가, 4월에 2주. 지시는 당신이 직접 내린 거고, 내가 확인할 거야.</w:t>
+      </w:r>
+    </w:p>
+    <w:p>
+      <w:pPr>
+        <w:pStyle w:val="BodyText"/>
+      </w:pPr>
+      <w:r>
+        <w:t xml:space="preserve">알렉세이: 4월, 2주. 적어. 나 자신에게도.</w:t>
+      </w:r>
+    </w:p>
+    <w:p>
+      <w:pPr>
+        <w:pStyle w:val="BodyText"/>
+      </w:pPr>
+      <w:r>
+        <w:t xml:space="preserve">올가: 적었어. 이제 서명해, 반듯하게만.</w:t>
+      </w:r>
+    </w:p>
+    <w:p>
+      <w:pPr>
+        <w:pStyle w:val="BodyText"/>
+      </w:pPr>
+      <w:r>
+        <w:t xml:space="preserve">알렉세이: 서명한다. 늘 그렇듯 비뚤게.</w:t>
       </w:r>
     </w:p>
     <w:p>
@@ -4796,7 +4796,7 @@
         <w:pStyle w:val="BodyText"/>
       </w:pPr>
       <w:r>
-        <w:t xml:space="preserve">알렉세이: 자. 다 제자리야. 판지도 걸려 있고. 본론으로 갑시다.</w:t>
+        <w:t xml:space="preserve">알렉세이: 자, 다 제자리고, 판지도 걸려 있어. 본론으로 갑시다.</w:t>
       </w:r>
     </w:p>
     <w:bookmarkEnd w:id="37"/>
